--- a/Lab-11/U25AI055 DSA Lab-11.docx
+++ b/Lab-11/U25AI055 DSA Lab-11.docx
@@ -3,12 +3,32 @@
 <w:document xmlns:wpc="http://schemas.microsoft.com/office/word/2010/wordprocessingCanvas" xmlns:cx="http://schemas.microsoft.com/office/drawing/2014/chartex" xmlns:cx1="http://schemas.microsoft.com/office/drawing/2015/9/8/chartex" xmlns:cx2="http://schemas.microsoft.com/office/drawing/2015/10/21/chartex" xmlns:cx3="http://schemas.microsoft.com/office/drawing/2016/5/9/chartex" xmlns:cx4="http://schemas.microsoft.com/office/drawing/2016/5/10/chartex" xmlns:cx5="http://schemas.microsoft.com/office/drawing/2016/5/11/chartex" xmlns:cx6="http://schemas.microsoft.com/office/drawing/2016/5/12/chartex" xmlns:cx7="http://schemas.microsoft.com/office/drawing/2016/5/13/chartex" xmlns:cx8="http://schemas.microsoft.com/office/drawing/2016/5/14/chartex" xmlns:mc="http://schemas.openxmlformats.org/markup-compatibility/2006" xmlns:aink="http://schemas.microsoft.com/office/drawing/2016/ink" xmlns:am3d="http://schemas.microsoft.com/office/drawing/2017/model3d" xmlns:o="urn:schemas-microsoft-com:office:office" xmlns:oel="http://schemas.microsoft.com/office/2019/extlst" xmlns:r="http://schemas.openxmlformats.org/officeDocument/2006/relationships" xmlns:m="http://schemas.openxmlformats.org/officeDocument/2006/math" xmlns:v="urn:schemas-microsoft-com:vml" xmlns:wp14="http://schemas.microsoft.com/office/word/2010/wordprocessingDrawing" xmlns:wp="http://schemas.openxmlformats.org/drawingml/2006/wordprocessingDrawing" xmlns:w10="urn:schemas-microsoft-com:office:word" xmlns:w="http://schemas.openxmlformats.org/wordprocessingml/2006/main" xmlns:w14="http://schemas.microsoft.com/office/word/2010/wordml" xmlns:w15="http://schemas.microsoft.com/office/word/2012/wordml" xmlns:w16cex="http://schemas.microsoft.com/office/word/2018/wordml/cex" xmlns:w16cid="http://schemas.microsoft.com/office/word/2016/wordml/cid" xmlns:w16="http://schemas.microsoft.com/office/word/2018/wordml" xmlns:w16du="http://schemas.microsoft.com/office/word/2023/wordml/word16du" xmlns:w16sdtdh="http://schemas.microsoft.com/office/word/2020/wordml/sdtdatahash" xmlns:w16sdtfl="http://schemas.microsoft.com/office/word/2024/wordml/sdtformatlock" xmlns:w16se="http://schemas.microsoft.com/office/word/2015/wordml/symex" xmlns:wpg="http://schemas.microsoft.com/office/word/2010/wordprocessingGroup" xmlns:wpi="http://schemas.microsoft.com/office/word/2010/wordprocessingInk" xmlns:wne="http://schemas.microsoft.com/office/word/2006/wordml" xmlns:wps="http://schemas.microsoft.com/office/word/2010/wordprocessingShape" mc:Ignorable="w14 w15 w16se w16cid w16 w16cex w16sdtdh w16sdtfl w16du wp14">
   <w:body>
     <w:p>
-      <w:r>
+      <w:pPr>
+        <w:rPr>
+          <w:b/>
+          <w:bCs/>
+        </w:rPr>
+      </w:pPr>
+      <w:r>
+        <w:rPr>
+          <w:b/>
+          <w:bCs/>
+        </w:rPr>
         <w:t>U25AI055</w:t>
       </w:r>
     </w:p>
     <w:p>
-      <w:r>
+      <w:pPr>
+        <w:rPr>
+          <w:b/>
+          <w:bCs/>
+        </w:rPr>
+      </w:pPr>
+      <w:r>
+        <w:rPr>
+          <w:b/>
+          <w:bCs/>
+        </w:rPr>
         <w:t>DSA Lab-11</w:t>
       </w:r>
     </w:p>
@@ -19,8 +39,16 @@
           <w:ilvl w:val="0"/>
           <w:numId w:val="1"/>
         </w:numPr>
-      </w:pPr>
-      <w:r>
+        <w:rPr>
+          <w:b/>
+          <w:bCs/>
+        </w:rPr>
+      </w:pPr>
+      <w:r>
+        <w:rPr>
+          <w:b/>
+          <w:bCs/>
+        </w:rPr>
         <w:t>Representation of binary tree</w:t>
       </w:r>
     </w:p>
@@ -29,7 +57,950 @@
         <w:pStyle w:val="ListParagraph"/>
       </w:pPr>
       <w:r>
+        <w:t>#include &lt;iostream&gt;</w:t>
+      </w:r>
+    </w:p>
+    <w:p>
+      <w:pPr>
+        <w:pStyle w:val="ListParagraph"/>
+      </w:pPr>
+      <w:r>
+        <w:t>using namespace std;</w:t>
+      </w:r>
+    </w:p>
+    <w:p>
+      <w:pPr>
+        <w:pStyle w:val="ListParagraph"/>
+      </w:pPr>
+      <w:r>
+        <w:t>struct Node</w:t>
+      </w:r>
+    </w:p>
+    <w:p>
+      <w:pPr>
+        <w:pStyle w:val="ListParagraph"/>
+      </w:pPr>
+      <w:r>
+        <w:t>{</w:t>
+      </w:r>
+    </w:p>
+    <w:p>
+      <w:pPr>
+        <w:pStyle w:val="ListParagraph"/>
+      </w:pPr>
+      <w:r>
+        <w:t xml:space="preserve">    int data;</w:t>
+      </w:r>
+    </w:p>
+    <w:p>
+      <w:pPr>
+        <w:pStyle w:val="ListParagraph"/>
+      </w:pPr>
+      <w:r>
+        <w:t xml:space="preserve">    struct Node *left;</w:t>
+      </w:r>
+    </w:p>
+    <w:p>
+      <w:pPr>
+        <w:pStyle w:val="ListParagraph"/>
+      </w:pPr>
+      <w:r>
+        <w:t xml:space="preserve">    struct Node *right;</w:t>
+      </w:r>
+    </w:p>
+    <w:p>
+      <w:pPr>
+        <w:pStyle w:val="ListParagraph"/>
+      </w:pPr>
+      <w:r>
+        <w:t>};</w:t>
+      </w:r>
+    </w:p>
+    <w:p>
+      <w:pPr>
+        <w:pStyle w:val="ListParagraph"/>
+      </w:pPr>
+      <w:r>
+        <w:t>struct Node *</w:t>
+      </w:r>
+      <w:proofErr w:type="spellStart"/>
+      <w:proofErr w:type="gramStart"/>
+      <w:r>
+        <w:t>buildBinaryTree</w:t>
+      </w:r>
+      <w:proofErr w:type="spellEnd"/>
+      <w:r>
+        <w:t>(</w:t>
+      </w:r>
+      <w:proofErr w:type="gramEnd"/>
+      <w:r>
+        <w:t>)</w:t>
+      </w:r>
+    </w:p>
+    <w:p>
+      <w:pPr>
+        <w:pStyle w:val="ListParagraph"/>
+      </w:pPr>
+      <w:r>
+        <w:t>{</w:t>
+      </w:r>
+    </w:p>
+    <w:p>
+      <w:pPr>
+        <w:pStyle w:val="ListParagraph"/>
+      </w:pPr>
+      <w:r>
+        <w:t xml:space="preserve">    int data;</w:t>
+      </w:r>
+    </w:p>
+    <w:p>
+      <w:pPr>
+        <w:pStyle w:val="ListParagraph"/>
+      </w:pPr>
+      <w:r>
+        <w:t xml:space="preserve">    </w:t>
+      </w:r>
+      <w:proofErr w:type="spellStart"/>
+      <w:r>
+        <w:t>cout</w:t>
+      </w:r>
+      <w:proofErr w:type="spellEnd"/>
+      <w:r>
+        <w:t xml:space="preserve"> &lt;&lt; "Enter </w:t>
+      </w:r>
+      <w:proofErr w:type="gramStart"/>
+      <w:r>
+        <w:t>data :</w:t>
+      </w:r>
+      <w:proofErr w:type="gramEnd"/>
+      <w:r>
+        <w:t xml:space="preserve"> ";</w:t>
+      </w:r>
+    </w:p>
+    <w:p>
+      <w:pPr>
+        <w:pStyle w:val="ListParagraph"/>
+      </w:pPr>
+      <w:r>
+        <w:t xml:space="preserve">    </w:t>
+      </w:r>
+      <w:proofErr w:type="spellStart"/>
+      <w:r>
+        <w:t>cin</w:t>
+      </w:r>
+      <w:proofErr w:type="spellEnd"/>
+      <w:r>
+        <w:t xml:space="preserve"> &gt;&gt; data;</w:t>
+      </w:r>
+    </w:p>
+    <w:p>
+      <w:pPr>
+        <w:pStyle w:val="ListParagraph"/>
+      </w:pPr>
+      <w:r>
+        <w:t xml:space="preserve">    if (data == -1)</w:t>
+      </w:r>
+    </w:p>
+    <w:p>
+      <w:pPr>
+        <w:pStyle w:val="ListParagraph"/>
+      </w:pPr>
+      <w:r>
+        <w:t xml:space="preserve">    {</w:t>
+      </w:r>
+    </w:p>
+    <w:p>
+      <w:pPr>
+        <w:pStyle w:val="ListParagraph"/>
+      </w:pPr>
+      <w:r>
+        <w:t xml:space="preserve">        return NULL;</w:t>
+      </w:r>
+    </w:p>
+    <w:p>
+      <w:pPr>
+        <w:pStyle w:val="ListParagraph"/>
+      </w:pPr>
+      <w:r>
+        <w:t xml:space="preserve">    }</w:t>
+      </w:r>
+    </w:p>
+    <w:p>
+      <w:pPr>
+        <w:pStyle w:val="ListParagraph"/>
+      </w:pPr>
+      <w:r>
+        <w:t xml:space="preserve">    struct Node *root = new </w:t>
+      </w:r>
+      <w:proofErr w:type="gramStart"/>
+      <w:r>
+        <w:t>Node(</w:t>
+      </w:r>
+      <w:proofErr w:type="gramEnd"/>
+      <w:r>
+        <w:t>);</w:t>
+      </w:r>
+    </w:p>
+    <w:p>
+      <w:pPr>
+        <w:pStyle w:val="ListParagraph"/>
+      </w:pPr>
+      <w:r>
+        <w:t xml:space="preserve">    root-&gt;data = data;</w:t>
+      </w:r>
+    </w:p>
+    <w:p>
+      <w:pPr>
+        <w:pStyle w:val="ListParagraph"/>
+      </w:pPr>
+      <w:r>
+        <w:t xml:space="preserve">    </w:t>
+      </w:r>
+      <w:proofErr w:type="spellStart"/>
+      <w:r>
+        <w:t>cout</w:t>
+      </w:r>
+      <w:proofErr w:type="spellEnd"/>
+      <w:r>
+        <w:t xml:space="preserve"> &lt;&lt; "Enter left child of " &lt;&lt; data &lt;&lt; </w:t>
+      </w:r>
+      <w:proofErr w:type="gramStart"/>
+      <w:r>
+        <w:t>" :</w:t>
+      </w:r>
+      <w:proofErr w:type="gramEnd"/>
+      <w:r>
+        <w:t xml:space="preserve"> \n";</w:t>
+      </w:r>
+    </w:p>
+    <w:p>
+      <w:pPr>
+        <w:pStyle w:val="ListParagraph"/>
+      </w:pPr>
+      <w:r>
+        <w:t xml:space="preserve">    root-&gt;left = </w:t>
+      </w:r>
+      <w:proofErr w:type="spellStart"/>
+      <w:proofErr w:type="gramStart"/>
+      <w:r>
+        <w:t>buildBinaryTree</w:t>
+      </w:r>
+      <w:proofErr w:type="spellEnd"/>
+      <w:r>
+        <w:t>(</w:t>
+      </w:r>
+      <w:proofErr w:type="gramEnd"/>
+      <w:r>
+        <w:t>);</w:t>
+      </w:r>
+    </w:p>
+    <w:p>
+      <w:pPr>
+        <w:pStyle w:val="ListParagraph"/>
+      </w:pPr>
+      <w:r>
+        <w:t xml:space="preserve">    </w:t>
+      </w:r>
+      <w:proofErr w:type="spellStart"/>
+      <w:r>
+        <w:t>cout</w:t>
+      </w:r>
+      <w:proofErr w:type="spellEnd"/>
+      <w:r>
+        <w:t xml:space="preserve"> &lt;&lt; "Enter right child of " &lt;&lt; data &lt;&lt; </w:t>
+      </w:r>
+      <w:proofErr w:type="gramStart"/>
+      <w:r>
+        <w:t>" :</w:t>
+      </w:r>
+      <w:proofErr w:type="gramEnd"/>
+      <w:r>
+        <w:t xml:space="preserve"> \n";</w:t>
+      </w:r>
+    </w:p>
+    <w:p>
+      <w:pPr>
+        <w:pStyle w:val="ListParagraph"/>
+      </w:pPr>
+      <w:r>
+        <w:t xml:space="preserve">    root-&gt;right = </w:t>
+      </w:r>
+      <w:proofErr w:type="spellStart"/>
+      <w:proofErr w:type="gramStart"/>
+      <w:r>
+        <w:t>buildBinaryTree</w:t>
+      </w:r>
+      <w:proofErr w:type="spellEnd"/>
+      <w:r>
+        <w:t>(</w:t>
+      </w:r>
+      <w:proofErr w:type="gramEnd"/>
+      <w:r>
+        <w:t>);</w:t>
+      </w:r>
+    </w:p>
+    <w:p>
+      <w:pPr>
+        <w:pStyle w:val="ListParagraph"/>
+      </w:pPr>
+      <w:r>
+        <w:t xml:space="preserve">    return root;</w:t>
+      </w:r>
+    </w:p>
+    <w:p>
+      <w:pPr>
+        <w:pStyle w:val="ListParagraph"/>
+      </w:pPr>
+      <w:r>
+        <w:t>}</w:t>
+      </w:r>
+    </w:p>
+    <w:p>
+      <w:pPr>
+        <w:pStyle w:val="ListParagraph"/>
+      </w:pPr>
+      <w:r>
+        <w:t xml:space="preserve">void </w:t>
+      </w:r>
+      <w:proofErr w:type="spellStart"/>
+      <w:proofErr w:type="gramStart"/>
+      <w:r>
+        <w:t>inorder</w:t>
+      </w:r>
+      <w:proofErr w:type="spellEnd"/>
+      <w:r>
+        <w:t>(</w:t>
+      </w:r>
+      <w:proofErr w:type="gramEnd"/>
+      <w:r>
+        <w:t>struct Node *root)</w:t>
+      </w:r>
+    </w:p>
+    <w:p>
+      <w:pPr>
+        <w:pStyle w:val="ListParagraph"/>
+      </w:pPr>
+      <w:r>
+        <w:t>{</w:t>
+      </w:r>
+    </w:p>
+    <w:p>
+      <w:pPr>
+        <w:pStyle w:val="ListParagraph"/>
+      </w:pPr>
+      <w:r>
+        <w:t xml:space="preserve">    if (</w:t>
+      </w:r>
+      <w:proofErr w:type="gramStart"/>
+      <w:r>
+        <w:t>root !</w:t>
+      </w:r>
+      <w:proofErr w:type="gramEnd"/>
+      <w:r>
+        <w:t>= NULL)</w:t>
+      </w:r>
+    </w:p>
+    <w:p>
+      <w:pPr>
+        <w:pStyle w:val="ListParagraph"/>
+      </w:pPr>
+      <w:r>
+        <w:t xml:space="preserve">    {</w:t>
+      </w:r>
+    </w:p>
+    <w:p>
+      <w:pPr>
+        <w:pStyle w:val="ListParagraph"/>
+      </w:pPr>
+      <w:r>
+        <w:t xml:space="preserve">        </w:t>
+      </w:r>
+      <w:proofErr w:type="spellStart"/>
+      <w:r>
+        <w:t>inorder</w:t>
+      </w:r>
+      <w:proofErr w:type="spellEnd"/>
+      <w:r>
+        <w:t>(root-&gt;left);</w:t>
+      </w:r>
+    </w:p>
+    <w:p>
+      <w:pPr>
+        <w:pStyle w:val="ListParagraph"/>
+      </w:pPr>
+      <w:r>
+        <w:t xml:space="preserve">        </w:t>
+      </w:r>
+      <w:proofErr w:type="spellStart"/>
+      <w:r>
+        <w:t>cout</w:t>
+      </w:r>
+      <w:proofErr w:type="spellEnd"/>
+      <w:r>
+        <w:t xml:space="preserve"> &lt;&lt; root-&gt;data &lt;&lt; ",";</w:t>
+      </w:r>
+    </w:p>
+    <w:p>
+      <w:pPr>
+        <w:pStyle w:val="ListParagraph"/>
+      </w:pPr>
+      <w:r>
+        <w:t xml:space="preserve">        </w:t>
+      </w:r>
+      <w:proofErr w:type="spellStart"/>
+      <w:r>
+        <w:t>inorder</w:t>
+      </w:r>
+      <w:proofErr w:type="spellEnd"/>
+      <w:r>
+        <w:t>(root-&gt;right);</w:t>
+      </w:r>
+    </w:p>
+    <w:p>
+      <w:pPr>
+        <w:pStyle w:val="ListParagraph"/>
+      </w:pPr>
+      <w:r>
+        <w:t xml:space="preserve">    }</w:t>
+      </w:r>
+    </w:p>
+    <w:p>
+      <w:pPr>
+        <w:pStyle w:val="ListParagraph"/>
+      </w:pPr>
+      <w:r>
+        <w:t>}</w:t>
+      </w:r>
+    </w:p>
+    <w:p>
+      <w:pPr>
+        <w:pStyle w:val="ListParagraph"/>
+      </w:pPr>
+      <w:r>
+        <w:t xml:space="preserve">void </w:t>
+      </w:r>
+      <w:proofErr w:type="gramStart"/>
+      <w:r>
+        <w:t>preorder(</w:t>
+      </w:r>
+      <w:proofErr w:type="gramEnd"/>
+      <w:r>
+        <w:t>struct Node *root)</w:t>
+      </w:r>
+    </w:p>
+    <w:p>
+      <w:pPr>
+        <w:pStyle w:val="ListParagraph"/>
+      </w:pPr>
+      <w:r>
+        <w:t>{</w:t>
+      </w:r>
+    </w:p>
+    <w:p>
+      <w:pPr>
+        <w:pStyle w:val="ListParagraph"/>
+      </w:pPr>
+      <w:r>
+        <w:t xml:space="preserve">    if (</w:t>
+      </w:r>
+      <w:proofErr w:type="gramStart"/>
+      <w:r>
+        <w:t>root !</w:t>
+      </w:r>
+      <w:proofErr w:type="gramEnd"/>
+      <w:r>
+        <w:t>= NULL)</w:t>
+      </w:r>
+    </w:p>
+    <w:p>
+      <w:pPr>
+        <w:pStyle w:val="ListParagraph"/>
+      </w:pPr>
+      <w:r>
+        <w:lastRenderedPageBreak/>
+        <w:t xml:space="preserve">    {</w:t>
+      </w:r>
+    </w:p>
+    <w:p>
+      <w:pPr>
+        <w:pStyle w:val="ListParagraph"/>
+      </w:pPr>
+      <w:r>
+        <w:t xml:space="preserve">        </w:t>
+      </w:r>
+      <w:proofErr w:type="spellStart"/>
+      <w:r>
+        <w:t>cout</w:t>
+      </w:r>
+      <w:proofErr w:type="spellEnd"/>
+      <w:r>
+        <w:t xml:space="preserve"> &lt;&lt; root-&gt;data &lt;&lt; ",";</w:t>
+      </w:r>
+    </w:p>
+    <w:p>
+      <w:pPr>
+        <w:pStyle w:val="ListParagraph"/>
+      </w:pPr>
+      <w:r>
+        <w:t xml:space="preserve">        preorder(root-&gt;left);</w:t>
+      </w:r>
+    </w:p>
+    <w:p>
+      <w:pPr>
+        <w:pStyle w:val="ListParagraph"/>
+      </w:pPr>
+      <w:r>
+        <w:t xml:space="preserve">        preorder(root-&gt;right);</w:t>
+      </w:r>
+    </w:p>
+    <w:p>
+      <w:pPr>
+        <w:pStyle w:val="ListParagraph"/>
+      </w:pPr>
+      <w:r>
+        <w:t xml:space="preserve">    }</w:t>
+      </w:r>
+    </w:p>
+    <w:p>
+      <w:pPr>
+        <w:pStyle w:val="ListParagraph"/>
+      </w:pPr>
+      <w:r>
+        <w:t>}</w:t>
+      </w:r>
+    </w:p>
+    <w:p>
+      <w:pPr>
+        <w:pStyle w:val="ListParagraph"/>
+      </w:pPr>
+      <w:r>
+        <w:t xml:space="preserve">void </w:t>
+      </w:r>
+      <w:proofErr w:type="spellStart"/>
+      <w:proofErr w:type="gramStart"/>
+      <w:r>
+        <w:t>postorder</w:t>
+      </w:r>
+      <w:proofErr w:type="spellEnd"/>
+      <w:r>
+        <w:t>(</w:t>
+      </w:r>
+      <w:proofErr w:type="gramEnd"/>
+      <w:r>
+        <w:t>struct Node *root)</w:t>
+      </w:r>
+    </w:p>
+    <w:p>
+      <w:pPr>
+        <w:pStyle w:val="ListParagraph"/>
+      </w:pPr>
+      <w:r>
+        <w:t>{</w:t>
+      </w:r>
+    </w:p>
+    <w:p>
+      <w:pPr>
+        <w:pStyle w:val="ListParagraph"/>
+      </w:pPr>
+      <w:r>
+        <w:t xml:space="preserve">    if (</w:t>
+      </w:r>
+      <w:proofErr w:type="gramStart"/>
+      <w:r>
+        <w:t>root !</w:t>
+      </w:r>
+      <w:proofErr w:type="gramEnd"/>
+      <w:r>
+        <w:t>= NULL)</w:t>
+      </w:r>
+    </w:p>
+    <w:p>
+      <w:pPr>
+        <w:pStyle w:val="ListParagraph"/>
+      </w:pPr>
+      <w:r>
+        <w:t xml:space="preserve">    {</w:t>
+      </w:r>
+    </w:p>
+    <w:p>
+      <w:pPr>
+        <w:pStyle w:val="ListParagraph"/>
+      </w:pPr>
+      <w:r>
+        <w:t xml:space="preserve">        </w:t>
+      </w:r>
+      <w:proofErr w:type="spellStart"/>
+      <w:r>
+        <w:t>postorder</w:t>
+      </w:r>
+      <w:proofErr w:type="spellEnd"/>
+      <w:r>
+        <w:t>(root-&gt;left);</w:t>
+      </w:r>
+    </w:p>
+    <w:p>
+      <w:pPr>
+        <w:pStyle w:val="ListParagraph"/>
+      </w:pPr>
+      <w:r>
+        <w:t xml:space="preserve">        </w:t>
+      </w:r>
+      <w:proofErr w:type="spellStart"/>
+      <w:r>
+        <w:t>postorder</w:t>
+      </w:r>
+      <w:proofErr w:type="spellEnd"/>
+      <w:r>
+        <w:t>(root-&gt;right);</w:t>
+      </w:r>
+    </w:p>
+    <w:p>
+      <w:pPr>
+        <w:pStyle w:val="ListParagraph"/>
+      </w:pPr>
+      <w:r>
+        <w:t xml:space="preserve">        </w:t>
+      </w:r>
+      <w:proofErr w:type="spellStart"/>
+      <w:r>
+        <w:t>cout</w:t>
+      </w:r>
+      <w:proofErr w:type="spellEnd"/>
+      <w:r>
+        <w:t xml:space="preserve"> &lt;&lt; root-&gt;data &lt;&lt; ",";</w:t>
+      </w:r>
+    </w:p>
+    <w:p>
+      <w:pPr>
+        <w:pStyle w:val="ListParagraph"/>
+      </w:pPr>
+      <w:r>
+        <w:t xml:space="preserve">    }</w:t>
+      </w:r>
+    </w:p>
+    <w:p>
+      <w:pPr>
+        <w:pStyle w:val="ListParagraph"/>
+      </w:pPr>
+      <w:r>
+        <w:t>}</w:t>
+      </w:r>
+    </w:p>
+    <w:p>
+      <w:pPr>
+        <w:pStyle w:val="ListParagraph"/>
+      </w:pPr>
+      <w:r>
+        <w:t xml:space="preserve">int </w:t>
+      </w:r>
+      <w:proofErr w:type="gramStart"/>
+      <w:r>
+        <w:t>main(</w:t>
+      </w:r>
+      <w:proofErr w:type="gramEnd"/>
+      <w:r>
+        <w:t>)</w:t>
+      </w:r>
+    </w:p>
+    <w:p>
+      <w:pPr>
+        <w:pStyle w:val="ListParagraph"/>
+      </w:pPr>
+      <w:r>
+        <w:t>{</w:t>
+      </w:r>
+    </w:p>
+    <w:p>
+      <w:pPr>
+        <w:pStyle w:val="ListParagraph"/>
+      </w:pPr>
+      <w:r>
+        <w:t xml:space="preserve">    struct Node *root = </w:t>
+      </w:r>
+      <w:proofErr w:type="spellStart"/>
+      <w:proofErr w:type="gramStart"/>
+      <w:r>
+        <w:t>buildBinaryTree</w:t>
+      </w:r>
+      <w:proofErr w:type="spellEnd"/>
+      <w:r>
+        <w:t>(</w:t>
+      </w:r>
+      <w:proofErr w:type="gramEnd"/>
+      <w:r>
+        <w:t>);</w:t>
+      </w:r>
+    </w:p>
+    <w:p>
+      <w:pPr>
+        <w:pStyle w:val="ListParagraph"/>
+      </w:pPr>
+      <w:r>
+        <w:t xml:space="preserve">    </w:t>
+      </w:r>
+      <w:proofErr w:type="spellStart"/>
+      <w:r>
+        <w:t>cout</w:t>
+      </w:r>
+      <w:proofErr w:type="spellEnd"/>
+      <w:r>
+        <w:t xml:space="preserve"> &lt;&lt; "</w:t>
+      </w:r>
+      <w:proofErr w:type="spellStart"/>
+      <w:proofErr w:type="gramStart"/>
+      <w:r>
+        <w:t>Inorder</w:t>
+      </w:r>
+      <w:proofErr w:type="spellEnd"/>
+      <w:r>
+        <w:t xml:space="preserve"> :</w:t>
+      </w:r>
+      <w:proofErr w:type="gramEnd"/>
+      <w:r>
+        <w:t xml:space="preserve"> ";</w:t>
+      </w:r>
+    </w:p>
+    <w:p>
+      <w:pPr>
+        <w:pStyle w:val="ListParagraph"/>
+      </w:pPr>
+      <w:r>
+        <w:t xml:space="preserve">    </w:t>
+      </w:r>
+      <w:proofErr w:type="spellStart"/>
+      <w:r>
+        <w:t>inorder</w:t>
+      </w:r>
+      <w:proofErr w:type="spellEnd"/>
+      <w:r>
+        <w:t>(root);</w:t>
+      </w:r>
+    </w:p>
+    <w:p>
+      <w:pPr>
+        <w:pStyle w:val="ListParagraph"/>
+      </w:pPr>
+      <w:r>
+        <w:t xml:space="preserve">    </w:t>
+      </w:r>
+      <w:proofErr w:type="spellStart"/>
+      <w:r>
+        <w:t>cout</w:t>
+      </w:r>
+      <w:proofErr w:type="spellEnd"/>
+      <w:r>
+        <w:t xml:space="preserve"> &lt;&lt; </w:t>
+      </w:r>
+      <w:proofErr w:type="spellStart"/>
+      <w:r>
+        <w:t>endl</w:t>
+      </w:r>
+      <w:proofErr w:type="spellEnd"/>
+      <w:r>
+        <w:t>;</w:t>
+      </w:r>
+    </w:p>
+    <w:p>
+      <w:pPr>
+        <w:pStyle w:val="ListParagraph"/>
+      </w:pPr>
+      <w:r>
+        <w:t xml:space="preserve">    </w:t>
+      </w:r>
+      <w:proofErr w:type="spellStart"/>
+      <w:r>
+        <w:t>cout</w:t>
+      </w:r>
+      <w:proofErr w:type="spellEnd"/>
+      <w:r>
+        <w:t xml:space="preserve"> &lt;&lt; "</w:t>
+      </w:r>
+      <w:proofErr w:type="gramStart"/>
+      <w:r>
+        <w:t>Preorder :</w:t>
+      </w:r>
+      <w:proofErr w:type="gramEnd"/>
+      <w:r>
+        <w:t xml:space="preserve"> ";</w:t>
+      </w:r>
+    </w:p>
+    <w:p>
+      <w:pPr>
+        <w:pStyle w:val="ListParagraph"/>
+      </w:pPr>
+      <w:r>
+        <w:t xml:space="preserve">    preorder(root);</w:t>
+      </w:r>
+    </w:p>
+    <w:p>
+      <w:pPr>
+        <w:pStyle w:val="ListParagraph"/>
+      </w:pPr>
+      <w:r>
+        <w:t xml:space="preserve">    </w:t>
+      </w:r>
+      <w:proofErr w:type="spellStart"/>
+      <w:r>
+        <w:t>cout</w:t>
+      </w:r>
+      <w:proofErr w:type="spellEnd"/>
+      <w:r>
+        <w:t xml:space="preserve"> &lt;&lt; </w:t>
+      </w:r>
+      <w:proofErr w:type="spellStart"/>
+      <w:r>
+        <w:t>endl</w:t>
+      </w:r>
+      <w:proofErr w:type="spellEnd"/>
+      <w:r>
+        <w:t>;</w:t>
+      </w:r>
+    </w:p>
+    <w:p>
+      <w:pPr>
+        <w:pStyle w:val="ListParagraph"/>
+      </w:pPr>
+      <w:r>
+        <w:t xml:space="preserve">    </w:t>
+      </w:r>
+      <w:proofErr w:type="spellStart"/>
+      <w:r>
+        <w:t>cout</w:t>
+      </w:r>
+      <w:proofErr w:type="spellEnd"/>
+      <w:r>
+        <w:t xml:space="preserve"> &lt;&lt; "</w:t>
+      </w:r>
+      <w:proofErr w:type="spellStart"/>
+      <w:proofErr w:type="gramStart"/>
+      <w:r>
+        <w:t>Postorder</w:t>
+      </w:r>
+      <w:proofErr w:type="spellEnd"/>
+      <w:r>
+        <w:t xml:space="preserve"> :</w:t>
+      </w:r>
+      <w:proofErr w:type="gramEnd"/>
+      <w:r>
+        <w:t xml:space="preserve"> ";</w:t>
+      </w:r>
+    </w:p>
+    <w:p>
+      <w:pPr>
+        <w:pStyle w:val="ListParagraph"/>
+      </w:pPr>
+      <w:r>
+        <w:t xml:space="preserve">    </w:t>
+      </w:r>
+      <w:proofErr w:type="spellStart"/>
+      <w:r>
+        <w:t>postorder</w:t>
+      </w:r>
+      <w:proofErr w:type="spellEnd"/>
+      <w:r>
+        <w:t>(root);</w:t>
+      </w:r>
+    </w:p>
+    <w:p>
+      <w:pPr>
+        <w:pStyle w:val="ListParagraph"/>
+      </w:pPr>
+      <w:r>
+        <w:t xml:space="preserve">    </w:t>
+      </w:r>
+      <w:proofErr w:type="spellStart"/>
+      <w:r>
+        <w:t>cout</w:t>
+      </w:r>
+      <w:proofErr w:type="spellEnd"/>
+      <w:r>
+        <w:t xml:space="preserve"> &lt;&lt; </w:t>
+      </w:r>
+      <w:proofErr w:type="spellStart"/>
+      <w:r>
+        <w:t>endl</w:t>
+      </w:r>
+      <w:proofErr w:type="spellEnd"/>
+      <w:r>
+        <w:t>;</w:t>
+      </w:r>
+    </w:p>
+    <w:p>
+      <w:pPr>
+        <w:pStyle w:val="ListParagraph"/>
+      </w:pPr>
+      <w:r>
+        <w:t xml:space="preserve">    return 0;</w:t>
+      </w:r>
+    </w:p>
+    <w:p>
+      <w:pPr>
+        <w:pStyle w:val="ListParagraph"/>
+      </w:pPr>
+      <w:r>
+        <w:t>}</w:t>
+      </w:r>
+    </w:p>
+    <w:p>
+      <w:pPr>
+        <w:pStyle w:val="ListParagraph"/>
+        <w:rPr>
+          <w:b/>
+          <w:bCs/>
+        </w:rPr>
+      </w:pPr>
+      <w:r>
+        <w:rPr>
+          <w:b/>
+          <w:bCs/>
+        </w:rPr>
         <w:t>Output:</w:t>
+      </w:r>
+    </w:p>
+    <w:p>
+      <w:pPr>
+        <w:pStyle w:val="ListParagraph"/>
+      </w:pPr>
+      <w:r>
+        <w:rPr>
+          <w:noProof/>
+        </w:rPr>
+        <w:lastRenderedPageBreak/>
+        <w:drawing>
+          <wp:inline distT="0" distB="0" distL="0" distR="0" wp14:anchorId="1C328CBE" wp14:editId="5A4E098C">
+            <wp:extent cx="1793631" cy="4542820"/>
+            <wp:effectExtent l="0" t="0" r="0" b="0"/>
+            <wp:docPr id="1168602684" name="Picture 1"/>
+            <wp:cNvGraphicFramePr>
+              <a:graphicFrameLocks xmlns:a="http://schemas.openxmlformats.org/drawingml/2006/main" noChangeAspect="1"/>
+            </wp:cNvGraphicFramePr>
+            <a:graphic xmlns:a="http://schemas.openxmlformats.org/drawingml/2006/main">
+              <a:graphicData uri="http://schemas.openxmlformats.org/drawingml/2006/picture">
+                <pic:pic xmlns:pic="http://schemas.openxmlformats.org/drawingml/2006/picture">
+                  <pic:nvPicPr>
+                    <pic:cNvPr id="46178558" name=""/>
+                    <pic:cNvPicPr/>
+                  </pic:nvPicPr>
+                  <pic:blipFill>
+                    <a:blip r:embed="rId5"/>
+                    <a:stretch>
+                      <a:fillRect/>
+                    </a:stretch>
+                  </pic:blipFill>
+                  <pic:spPr>
+                    <a:xfrm>
+                      <a:off x="0" y="0"/>
+                      <a:ext cx="1825913" cy="4624582"/>
+                    </a:xfrm>
+                    <a:prstGeom prst="rect">
+                      <a:avLst/>
+                    </a:prstGeom>
+                  </pic:spPr>
+                </pic:pic>
+              </a:graphicData>
+            </a:graphic>
+          </wp:inline>
+        </w:drawing>
       </w:r>
     </w:p>
     <w:p>
@@ -39,8 +1010,16 @@
           <w:ilvl w:val="0"/>
           <w:numId w:val="1"/>
         </w:numPr>
-      </w:pPr>
-      <w:r>
+        <w:rPr>
+          <w:b/>
+          <w:bCs/>
+        </w:rPr>
+      </w:pPr>
+      <w:r>
+        <w:rPr>
+          <w:b/>
+          <w:bCs/>
+        </w:rPr>
         <w:t>Tree traversal</w:t>
       </w:r>
     </w:p>
@@ -48,12 +1027,905 @@
       <w:pPr>
         <w:pStyle w:val="ListParagraph"/>
       </w:pPr>
-    </w:p>
-    <w:p>
-      <w:pPr>
-        <w:pStyle w:val="ListParagraph"/>
-      </w:pPr>
-      <w:r>
+      <w:r>
+        <w:t>#include &lt;iostream&gt;</w:t>
+      </w:r>
+    </w:p>
+    <w:p>
+      <w:pPr>
+        <w:pStyle w:val="ListParagraph"/>
+      </w:pPr>
+      <w:r>
+        <w:t>using namespace std;</w:t>
+      </w:r>
+    </w:p>
+    <w:p>
+      <w:pPr>
+        <w:pStyle w:val="ListParagraph"/>
+      </w:pPr>
+      <w:r>
+        <w:t>struct Node</w:t>
+      </w:r>
+    </w:p>
+    <w:p>
+      <w:pPr>
+        <w:pStyle w:val="ListParagraph"/>
+      </w:pPr>
+      <w:r>
+        <w:t>{</w:t>
+      </w:r>
+    </w:p>
+    <w:p>
+      <w:pPr>
+        <w:pStyle w:val="ListParagraph"/>
+      </w:pPr>
+      <w:r>
+        <w:t xml:space="preserve">    int data;</w:t>
+      </w:r>
+    </w:p>
+    <w:p>
+      <w:pPr>
+        <w:pStyle w:val="ListParagraph"/>
+      </w:pPr>
+      <w:r>
+        <w:t xml:space="preserve">    struct Node *left;</w:t>
+      </w:r>
+    </w:p>
+    <w:p>
+      <w:pPr>
+        <w:pStyle w:val="ListParagraph"/>
+      </w:pPr>
+      <w:r>
+        <w:t xml:space="preserve">    struct Node *right;</w:t>
+      </w:r>
+    </w:p>
+    <w:p>
+      <w:pPr>
+        <w:pStyle w:val="ListParagraph"/>
+      </w:pPr>
+      <w:r>
+        <w:t>};</w:t>
+      </w:r>
+    </w:p>
+    <w:p>
+      <w:pPr>
+        <w:pStyle w:val="ListParagraph"/>
+      </w:pPr>
+      <w:r>
+        <w:t>struct Node *</w:t>
+      </w:r>
+      <w:proofErr w:type="spellStart"/>
+      <w:proofErr w:type="gramStart"/>
+      <w:r>
+        <w:t>buildBinaryTree</w:t>
+      </w:r>
+      <w:proofErr w:type="spellEnd"/>
+      <w:r>
+        <w:t>(</w:t>
+      </w:r>
+      <w:proofErr w:type="gramEnd"/>
+      <w:r>
+        <w:t>)</w:t>
+      </w:r>
+    </w:p>
+    <w:p>
+      <w:pPr>
+        <w:pStyle w:val="ListParagraph"/>
+      </w:pPr>
+      <w:r>
+        <w:t>{</w:t>
+      </w:r>
+    </w:p>
+    <w:p>
+      <w:pPr>
+        <w:pStyle w:val="ListParagraph"/>
+      </w:pPr>
+      <w:r>
+        <w:t xml:space="preserve">    int data;</w:t>
+      </w:r>
+    </w:p>
+    <w:p>
+      <w:pPr>
+        <w:pStyle w:val="ListParagraph"/>
+      </w:pPr>
+      <w:r>
+        <w:t xml:space="preserve">    </w:t>
+      </w:r>
+      <w:proofErr w:type="spellStart"/>
+      <w:r>
+        <w:t>cout</w:t>
+      </w:r>
+      <w:proofErr w:type="spellEnd"/>
+      <w:r>
+        <w:t xml:space="preserve"> &lt;&lt; "Enter </w:t>
+      </w:r>
+      <w:proofErr w:type="gramStart"/>
+      <w:r>
+        <w:t>data :</w:t>
+      </w:r>
+      <w:proofErr w:type="gramEnd"/>
+      <w:r>
+        <w:t xml:space="preserve"> ";</w:t>
+      </w:r>
+    </w:p>
+    <w:p>
+      <w:pPr>
+        <w:pStyle w:val="ListParagraph"/>
+      </w:pPr>
+      <w:r>
+        <w:t xml:space="preserve">    </w:t>
+      </w:r>
+      <w:proofErr w:type="spellStart"/>
+      <w:r>
+        <w:t>cin</w:t>
+      </w:r>
+      <w:proofErr w:type="spellEnd"/>
+      <w:r>
+        <w:t xml:space="preserve"> &gt;&gt; data;</w:t>
+      </w:r>
+    </w:p>
+    <w:p>
+      <w:pPr>
+        <w:pStyle w:val="ListParagraph"/>
+      </w:pPr>
+      <w:r>
+        <w:t xml:space="preserve">    if (data == -1)</w:t>
+      </w:r>
+    </w:p>
+    <w:p>
+      <w:pPr>
+        <w:pStyle w:val="ListParagraph"/>
+      </w:pPr>
+      <w:r>
+        <w:t xml:space="preserve">    {</w:t>
+      </w:r>
+    </w:p>
+    <w:p>
+      <w:pPr>
+        <w:pStyle w:val="ListParagraph"/>
+      </w:pPr>
+      <w:r>
+        <w:t xml:space="preserve">        return NULL;</w:t>
+      </w:r>
+    </w:p>
+    <w:p>
+      <w:pPr>
+        <w:pStyle w:val="ListParagraph"/>
+      </w:pPr>
+      <w:r>
+        <w:t xml:space="preserve">    }</w:t>
+      </w:r>
+    </w:p>
+    <w:p>
+      <w:pPr>
+        <w:pStyle w:val="ListParagraph"/>
+      </w:pPr>
+      <w:r>
+        <w:t xml:space="preserve">    struct Node *root = new </w:t>
+      </w:r>
+      <w:proofErr w:type="gramStart"/>
+      <w:r>
+        <w:t>Node(</w:t>
+      </w:r>
+      <w:proofErr w:type="gramEnd"/>
+      <w:r>
+        <w:t>);</w:t>
+      </w:r>
+    </w:p>
+    <w:p>
+      <w:pPr>
+        <w:pStyle w:val="ListParagraph"/>
+      </w:pPr>
+      <w:r>
+        <w:t xml:space="preserve">    root-&gt;data = data;</w:t>
+      </w:r>
+    </w:p>
+    <w:p>
+      <w:pPr>
+        <w:pStyle w:val="ListParagraph"/>
+      </w:pPr>
+      <w:r>
+        <w:lastRenderedPageBreak/>
+        <w:t xml:space="preserve">    </w:t>
+      </w:r>
+      <w:proofErr w:type="spellStart"/>
+      <w:r>
+        <w:t>cout</w:t>
+      </w:r>
+      <w:proofErr w:type="spellEnd"/>
+      <w:r>
+        <w:t xml:space="preserve"> &lt;&lt; "Enter left child of " &lt;&lt; data &lt;&lt; </w:t>
+      </w:r>
+      <w:proofErr w:type="gramStart"/>
+      <w:r>
+        <w:t>" :</w:t>
+      </w:r>
+      <w:proofErr w:type="gramEnd"/>
+      <w:r>
+        <w:t xml:space="preserve"> \n";</w:t>
+      </w:r>
+    </w:p>
+    <w:p>
+      <w:pPr>
+        <w:pStyle w:val="ListParagraph"/>
+      </w:pPr>
+      <w:r>
+        <w:t xml:space="preserve">    root-&gt;left = </w:t>
+      </w:r>
+      <w:proofErr w:type="spellStart"/>
+      <w:proofErr w:type="gramStart"/>
+      <w:r>
+        <w:t>buildBinaryTree</w:t>
+      </w:r>
+      <w:proofErr w:type="spellEnd"/>
+      <w:r>
+        <w:t>(</w:t>
+      </w:r>
+      <w:proofErr w:type="gramEnd"/>
+      <w:r>
+        <w:t>);</w:t>
+      </w:r>
+    </w:p>
+    <w:p>
+      <w:pPr>
+        <w:pStyle w:val="ListParagraph"/>
+      </w:pPr>
+      <w:r>
+        <w:t xml:space="preserve">    </w:t>
+      </w:r>
+      <w:proofErr w:type="spellStart"/>
+      <w:r>
+        <w:t>cout</w:t>
+      </w:r>
+      <w:proofErr w:type="spellEnd"/>
+      <w:r>
+        <w:t xml:space="preserve"> &lt;&lt; "Enter right child of " &lt;&lt; data &lt;&lt; </w:t>
+      </w:r>
+      <w:proofErr w:type="gramStart"/>
+      <w:r>
+        <w:t>" :</w:t>
+      </w:r>
+      <w:proofErr w:type="gramEnd"/>
+      <w:r>
+        <w:t xml:space="preserve"> \n";</w:t>
+      </w:r>
+    </w:p>
+    <w:p>
+      <w:pPr>
+        <w:pStyle w:val="ListParagraph"/>
+      </w:pPr>
+      <w:r>
+        <w:t xml:space="preserve">    root-&gt;right = </w:t>
+      </w:r>
+      <w:proofErr w:type="spellStart"/>
+      <w:proofErr w:type="gramStart"/>
+      <w:r>
+        <w:t>buildBinaryTree</w:t>
+      </w:r>
+      <w:proofErr w:type="spellEnd"/>
+      <w:r>
+        <w:t>(</w:t>
+      </w:r>
+      <w:proofErr w:type="gramEnd"/>
+      <w:r>
+        <w:t>);</w:t>
+      </w:r>
+    </w:p>
+    <w:p>
+      <w:pPr>
+        <w:pStyle w:val="ListParagraph"/>
+      </w:pPr>
+      <w:r>
+        <w:t xml:space="preserve">    return root;</w:t>
+      </w:r>
+    </w:p>
+    <w:p>
+      <w:pPr>
+        <w:pStyle w:val="ListParagraph"/>
+      </w:pPr>
+      <w:r>
+        <w:t>}</w:t>
+      </w:r>
+    </w:p>
+    <w:p>
+      <w:pPr>
+        <w:pStyle w:val="ListParagraph"/>
+      </w:pPr>
+      <w:r>
+        <w:t xml:space="preserve">void </w:t>
+      </w:r>
+      <w:proofErr w:type="spellStart"/>
+      <w:proofErr w:type="gramStart"/>
+      <w:r>
+        <w:t>inorder</w:t>
+      </w:r>
+      <w:proofErr w:type="spellEnd"/>
+      <w:r>
+        <w:t>(</w:t>
+      </w:r>
+      <w:proofErr w:type="gramEnd"/>
+      <w:r>
+        <w:t>struct Node *root)</w:t>
+      </w:r>
+    </w:p>
+    <w:p>
+      <w:pPr>
+        <w:pStyle w:val="ListParagraph"/>
+      </w:pPr>
+      <w:r>
+        <w:t>{</w:t>
+      </w:r>
+    </w:p>
+    <w:p>
+      <w:pPr>
+        <w:pStyle w:val="ListParagraph"/>
+      </w:pPr>
+      <w:r>
+        <w:t xml:space="preserve">    if (</w:t>
+      </w:r>
+      <w:proofErr w:type="gramStart"/>
+      <w:r>
+        <w:t>root !</w:t>
+      </w:r>
+      <w:proofErr w:type="gramEnd"/>
+      <w:r>
+        <w:t>= NULL)</w:t>
+      </w:r>
+    </w:p>
+    <w:p>
+      <w:pPr>
+        <w:pStyle w:val="ListParagraph"/>
+      </w:pPr>
+      <w:r>
+        <w:t xml:space="preserve">    {</w:t>
+      </w:r>
+    </w:p>
+    <w:p>
+      <w:pPr>
+        <w:pStyle w:val="ListParagraph"/>
+      </w:pPr>
+      <w:r>
+        <w:t xml:space="preserve">        </w:t>
+      </w:r>
+      <w:proofErr w:type="spellStart"/>
+      <w:r>
+        <w:t>inorder</w:t>
+      </w:r>
+      <w:proofErr w:type="spellEnd"/>
+      <w:r>
+        <w:t>(root-&gt;left);</w:t>
+      </w:r>
+    </w:p>
+    <w:p>
+      <w:pPr>
+        <w:pStyle w:val="ListParagraph"/>
+      </w:pPr>
+      <w:r>
+        <w:t xml:space="preserve">        </w:t>
+      </w:r>
+      <w:proofErr w:type="spellStart"/>
+      <w:r>
+        <w:t>cout</w:t>
+      </w:r>
+      <w:proofErr w:type="spellEnd"/>
+      <w:r>
+        <w:t xml:space="preserve"> &lt;&lt; root-&gt;data &lt;&lt; ",";</w:t>
+      </w:r>
+    </w:p>
+    <w:p>
+      <w:pPr>
+        <w:pStyle w:val="ListParagraph"/>
+      </w:pPr>
+      <w:r>
+        <w:t xml:space="preserve">        </w:t>
+      </w:r>
+      <w:proofErr w:type="spellStart"/>
+      <w:r>
+        <w:t>inorder</w:t>
+      </w:r>
+      <w:proofErr w:type="spellEnd"/>
+      <w:r>
+        <w:t>(root-&gt;right);</w:t>
+      </w:r>
+    </w:p>
+    <w:p>
+      <w:pPr>
+        <w:pStyle w:val="ListParagraph"/>
+      </w:pPr>
+      <w:r>
+        <w:t xml:space="preserve">    }</w:t>
+      </w:r>
+    </w:p>
+    <w:p>
+      <w:pPr>
+        <w:pStyle w:val="ListParagraph"/>
+      </w:pPr>
+      <w:r>
+        <w:t>}</w:t>
+      </w:r>
+    </w:p>
+    <w:p>
+      <w:pPr>
+        <w:pStyle w:val="ListParagraph"/>
+      </w:pPr>
+      <w:r>
+        <w:t xml:space="preserve">void </w:t>
+      </w:r>
+      <w:proofErr w:type="gramStart"/>
+      <w:r>
+        <w:t>preorder(</w:t>
+      </w:r>
+      <w:proofErr w:type="gramEnd"/>
+      <w:r>
+        <w:t>struct Node *root)</w:t>
+      </w:r>
+    </w:p>
+    <w:p>
+      <w:pPr>
+        <w:pStyle w:val="ListParagraph"/>
+      </w:pPr>
+      <w:r>
+        <w:t>{</w:t>
+      </w:r>
+    </w:p>
+    <w:p>
+      <w:pPr>
+        <w:pStyle w:val="ListParagraph"/>
+      </w:pPr>
+      <w:r>
+        <w:t xml:space="preserve">    if (</w:t>
+      </w:r>
+      <w:proofErr w:type="gramStart"/>
+      <w:r>
+        <w:t>root !</w:t>
+      </w:r>
+      <w:proofErr w:type="gramEnd"/>
+      <w:r>
+        <w:t>= NULL)</w:t>
+      </w:r>
+    </w:p>
+    <w:p>
+      <w:pPr>
+        <w:pStyle w:val="ListParagraph"/>
+      </w:pPr>
+      <w:r>
+        <w:t xml:space="preserve">    {</w:t>
+      </w:r>
+    </w:p>
+    <w:p>
+      <w:pPr>
+        <w:pStyle w:val="ListParagraph"/>
+      </w:pPr>
+      <w:r>
+        <w:t xml:space="preserve">        </w:t>
+      </w:r>
+      <w:proofErr w:type="spellStart"/>
+      <w:r>
+        <w:t>cout</w:t>
+      </w:r>
+      <w:proofErr w:type="spellEnd"/>
+      <w:r>
+        <w:t xml:space="preserve"> &lt;&lt; root-&gt;data &lt;&lt; ",";</w:t>
+      </w:r>
+    </w:p>
+    <w:p>
+      <w:pPr>
+        <w:pStyle w:val="ListParagraph"/>
+      </w:pPr>
+      <w:r>
+        <w:t xml:space="preserve">        preorder(root-&gt;left);</w:t>
+      </w:r>
+    </w:p>
+    <w:p>
+      <w:pPr>
+        <w:pStyle w:val="ListParagraph"/>
+      </w:pPr>
+      <w:r>
+        <w:t xml:space="preserve">        preorder(root-&gt;right);</w:t>
+      </w:r>
+    </w:p>
+    <w:p>
+      <w:pPr>
+        <w:pStyle w:val="ListParagraph"/>
+      </w:pPr>
+      <w:r>
+        <w:t xml:space="preserve">    }</w:t>
+      </w:r>
+    </w:p>
+    <w:p>
+      <w:pPr>
+        <w:pStyle w:val="ListParagraph"/>
+      </w:pPr>
+      <w:r>
+        <w:t>}</w:t>
+      </w:r>
+    </w:p>
+    <w:p>
+      <w:pPr>
+        <w:pStyle w:val="ListParagraph"/>
+      </w:pPr>
+      <w:r>
+        <w:t xml:space="preserve">void </w:t>
+      </w:r>
+      <w:proofErr w:type="spellStart"/>
+      <w:proofErr w:type="gramStart"/>
+      <w:r>
+        <w:t>postorder</w:t>
+      </w:r>
+      <w:proofErr w:type="spellEnd"/>
+      <w:r>
+        <w:t>(</w:t>
+      </w:r>
+      <w:proofErr w:type="gramEnd"/>
+      <w:r>
+        <w:t>struct Node *root)</w:t>
+      </w:r>
+    </w:p>
+    <w:p>
+      <w:pPr>
+        <w:pStyle w:val="ListParagraph"/>
+      </w:pPr>
+      <w:r>
+        <w:t>{</w:t>
+      </w:r>
+    </w:p>
+    <w:p>
+      <w:pPr>
+        <w:pStyle w:val="ListParagraph"/>
+      </w:pPr>
+      <w:r>
+        <w:t xml:space="preserve">    if (</w:t>
+      </w:r>
+      <w:proofErr w:type="gramStart"/>
+      <w:r>
+        <w:t>root !</w:t>
+      </w:r>
+      <w:proofErr w:type="gramEnd"/>
+      <w:r>
+        <w:t>= NULL)</w:t>
+      </w:r>
+    </w:p>
+    <w:p>
+      <w:pPr>
+        <w:pStyle w:val="ListParagraph"/>
+      </w:pPr>
+      <w:r>
+        <w:t xml:space="preserve">    {</w:t>
+      </w:r>
+    </w:p>
+    <w:p>
+      <w:pPr>
+        <w:pStyle w:val="ListParagraph"/>
+      </w:pPr>
+      <w:r>
+        <w:t xml:space="preserve">        </w:t>
+      </w:r>
+      <w:proofErr w:type="spellStart"/>
+      <w:r>
+        <w:t>postorder</w:t>
+      </w:r>
+      <w:proofErr w:type="spellEnd"/>
+      <w:r>
+        <w:t>(root-&gt;left);</w:t>
+      </w:r>
+    </w:p>
+    <w:p>
+      <w:pPr>
+        <w:pStyle w:val="ListParagraph"/>
+      </w:pPr>
+      <w:r>
+        <w:t xml:space="preserve">        </w:t>
+      </w:r>
+      <w:proofErr w:type="spellStart"/>
+      <w:r>
+        <w:t>postorder</w:t>
+      </w:r>
+      <w:proofErr w:type="spellEnd"/>
+      <w:r>
+        <w:t>(root-&gt;right);</w:t>
+      </w:r>
+    </w:p>
+    <w:p>
+      <w:pPr>
+        <w:pStyle w:val="ListParagraph"/>
+      </w:pPr>
+      <w:r>
+        <w:t xml:space="preserve">        </w:t>
+      </w:r>
+      <w:proofErr w:type="spellStart"/>
+      <w:r>
+        <w:t>cout</w:t>
+      </w:r>
+      <w:proofErr w:type="spellEnd"/>
+      <w:r>
+        <w:t xml:space="preserve"> &lt;&lt; root-&gt;data &lt;&lt; ",";</w:t>
+      </w:r>
+    </w:p>
+    <w:p>
+      <w:pPr>
+        <w:pStyle w:val="ListParagraph"/>
+      </w:pPr>
+      <w:r>
+        <w:t xml:space="preserve">    }</w:t>
+      </w:r>
+    </w:p>
+    <w:p>
+      <w:pPr>
+        <w:pStyle w:val="ListParagraph"/>
+      </w:pPr>
+      <w:r>
+        <w:t>}</w:t>
+      </w:r>
+    </w:p>
+    <w:p>
+      <w:pPr>
+        <w:pStyle w:val="ListParagraph"/>
+      </w:pPr>
+      <w:r>
+        <w:t xml:space="preserve">int </w:t>
+      </w:r>
+      <w:proofErr w:type="gramStart"/>
+      <w:r>
+        <w:t>main(</w:t>
+      </w:r>
+      <w:proofErr w:type="gramEnd"/>
+      <w:r>
+        <w:t>)</w:t>
+      </w:r>
+    </w:p>
+    <w:p>
+      <w:pPr>
+        <w:pStyle w:val="ListParagraph"/>
+      </w:pPr>
+      <w:r>
+        <w:t>{</w:t>
+      </w:r>
+    </w:p>
+    <w:p>
+      <w:pPr>
+        <w:pStyle w:val="ListParagraph"/>
+      </w:pPr>
+      <w:r>
+        <w:t xml:space="preserve">    struct Node *root = </w:t>
+      </w:r>
+      <w:proofErr w:type="spellStart"/>
+      <w:proofErr w:type="gramStart"/>
+      <w:r>
+        <w:t>buildBinaryTree</w:t>
+      </w:r>
+      <w:proofErr w:type="spellEnd"/>
+      <w:r>
+        <w:t>(</w:t>
+      </w:r>
+      <w:proofErr w:type="gramEnd"/>
+      <w:r>
+        <w:t>);</w:t>
+      </w:r>
+    </w:p>
+    <w:p>
+      <w:pPr>
+        <w:pStyle w:val="ListParagraph"/>
+      </w:pPr>
+      <w:r>
+        <w:t xml:space="preserve">    </w:t>
+      </w:r>
+      <w:proofErr w:type="spellStart"/>
+      <w:r>
+        <w:t>cout</w:t>
+      </w:r>
+      <w:proofErr w:type="spellEnd"/>
+      <w:r>
+        <w:t xml:space="preserve"> &lt;&lt; "</w:t>
+      </w:r>
+      <w:proofErr w:type="spellStart"/>
+      <w:proofErr w:type="gramStart"/>
+      <w:r>
+        <w:t>Inorder</w:t>
+      </w:r>
+      <w:proofErr w:type="spellEnd"/>
+      <w:r>
+        <w:t xml:space="preserve"> :</w:t>
+      </w:r>
+      <w:proofErr w:type="gramEnd"/>
+      <w:r>
+        <w:t xml:space="preserve"> ";</w:t>
+      </w:r>
+    </w:p>
+    <w:p>
+      <w:pPr>
+        <w:pStyle w:val="ListParagraph"/>
+      </w:pPr>
+      <w:r>
+        <w:t xml:space="preserve">    </w:t>
+      </w:r>
+      <w:proofErr w:type="spellStart"/>
+      <w:r>
+        <w:t>inorder</w:t>
+      </w:r>
+      <w:proofErr w:type="spellEnd"/>
+      <w:r>
+        <w:t>(root);</w:t>
+      </w:r>
+    </w:p>
+    <w:p>
+      <w:pPr>
+        <w:pStyle w:val="ListParagraph"/>
+      </w:pPr>
+      <w:r>
+        <w:t xml:space="preserve">    </w:t>
+      </w:r>
+      <w:proofErr w:type="spellStart"/>
+      <w:r>
+        <w:t>cout</w:t>
+      </w:r>
+      <w:proofErr w:type="spellEnd"/>
+      <w:r>
+        <w:t xml:space="preserve"> &lt;&lt; </w:t>
+      </w:r>
+      <w:proofErr w:type="spellStart"/>
+      <w:r>
+        <w:t>endl</w:t>
+      </w:r>
+      <w:proofErr w:type="spellEnd"/>
+      <w:r>
+        <w:t>;</w:t>
+      </w:r>
+    </w:p>
+    <w:p>
+      <w:pPr>
+        <w:pStyle w:val="ListParagraph"/>
+      </w:pPr>
+      <w:r>
+        <w:t xml:space="preserve">    </w:t>
+      </w:r>
+      <w:proofErr w:type="spellStart"/>
+      <w:r>
+        <w:t>cout</w:t>
+      </w:r>
+      <w:proofErr w:type="spellEnd"/>
+      <w:r>
+        <w:t xml:space="preserve"> &lt;&lt; "</w:t>
+      </w:r>
+      <w:proofErr w:type="gramStart"/>
+      <w:r>
+        <w:t>Preorder :</w:t>
+      </w:r>
+      <w:proofErr w:type="gramEnd"/>
+      <w:r>
+        <w:t xml:space="preserve"> ";</w:t>
+      </w:r>
+    </w:p>
+    <w:p>
+      <w:pPr>
+        <w:pStyle w:val="ListParagraph"/>
+      </w:pPr>
+      <w:r>
+        <w:t xml:space="preserve">    preorder(root);</w:t>
+      </w:r>
+    </w:p>
+    <w:p>
+      <w:pPr>
+        <w:pStyle w:val="ListParagraph"/>
+      </w:pPr>
+      <w:r>
+        <w:lastRenderedPageBreak/>
+        <w:t xml:space="preserve">    </w:t>
+      </w:r>
+      <w:proofErr w:type="spellStart"/>
+      <w:r>
+        <w:t>cout</w:t>
+      </w:r>
+      <w:proofErr w:type="spellEnd"/>
+      <w:r>
+        <w:t xml:space="preserve"> &lt;&lt; </w:t>
+      </w:r>
+      <w:proofErr w:type="spellStart"/>
+      <w:r>
+        <w:t>endl</w:t>
+      </w:r>
+      <w:proofErr w:type="spellEnd"/>
+      <w:r>
+        <w:t>;</w:t>
+      </w:r>
+    </w:p>
+    <w:p>
+      <w:pPr>
+        <w:pStyle w:val="ListParagraph"/>
+      </w:pPr>
+      <w:r>
+        <w:t xml:space="preserve">    </w:t>
+      </w:r>
+      <w:proofErr w:type="spellStart"/>
+      <w:r>
+        <w:t>cout</w:t>
+      </w:r>
+      <w:proofErr w:type="spellEnd"/>
+      <w:r>
+        <w:t xml:space="preserve"> &lt;&lt; "</w:t>
+      </w:r>
+      <w:proofErr w:type="spellStart"/>
+      <w:proofErr w:type="gramStart"/>
+      <w:r>
+        <w:t>Postorder</w:t>
+      </w:r>
+      <w:proofErr w:type="spellEnd"/>
+      <w:r>
+        <w:t xml:space="preserve"> :</w:t>
+      </w:r>
+      <w:proofErr w:type="gramEnd"/>
+      <w:r>
+        <w:t xml:space="preserve"> ";</w:t>
+      </w:r>
+    </w:p>
+    <w:p>
+      <w:pPr>
+        <w:pStyle w:val="ListParagraph"/>
+      </w:pPr>
+      <w:r>
+        <w:t xml:space="preserve">    </w:t>
+      </w:r>
+      <w:proofErr w:type="spellStart"/>
+      <w:r>
+        <w:t>postorder</w:t>
+      </w:r>
+      <w:proofErr w:type="spellEnd"/>
+      <w:r>
+        <w:t>(root);</w:t>
+      </w:r>
+    </w:p>
+    <w:p>
+      <w:pPr>
+        <w:pStyle w:val="ListParagraph"/>
+      </w:pPr>
+      <w:r>
+        <w:t xml:space="preserve">    </w:t>
+      </w:r>
+      <w:proofErr w:type="spellStart"/>
+      <w:r>
+        <w:t>cout</w:t>
+      </w:r>
+      <w:proofErr w:type="spellEnd"/>
+      <w:r>
+        <w:t xml:space="preserve"> &lt;&lt; </w:t>
+      </w:r>
+      <w:proofErr w:type="spellStart"/>
+      <w:r>
+        <w:t>endl</w:t>
+      </w:r>
+      <w:proofErr w:type="spellEnd"/>
+      <w:r>
+        <w:t>;</w:t>
+      </w:r>
+    </w:p>
+    <w:p>
+      <w:pPr>
+        <w:pStyle w:val="ListParagraph"/>
+      </w:pPr>
+      <w:r>
+        <w:t xml:space="preserve">    return 0;</w:t>
+      </w:r>
+    </w:p>
+    <w:p>
+      <w:pPr>
+        <w:pStyle w:val="ListParagraph"/>
+      </w:pPr>
+      <w:r>
+        <w:t>}</w:t>
+      </w:r>
+    </w:p>
+    <w:p>
+      <w:pPr>
+        <w:pStyle w:val="ListParagraph"/>
+        <w:rPr>
+          <w:b/>
+          <w:bCs/>
+        </w:rPr>
+      </w:pPr>
+      <w:r>
+        <w:rPr>
+          <w:b/>
+          <w:bCs/>
+        </w:rPr>
         <w:t xml:space="preserve">Output: </w:t>
       </w:r>
     </w:p>
@@ -62,6 +1934,9 @@
         <w:pStyle w:val="ListParagraph"/>
       </w:pPr>
       <w:r>
+        <w:rPr>
+          <w:noProof/>
+        </w:rPr>
         <w:drawing>
           <wp:inline distT="0" distB="0" distL="0" distR="0" wp14:anchorId="02A8C962" wp14:editId="1F10A240">
             <wp:extent cx="1793631" cy="4542820"/>
@@ -102,6 +1977,9 @@
         <w:t xml:space="preserve"> </w:t>
       </w:r>
       <w:r>
+        <w:rPr>
+          <w:noProof/>
+        </w:rPr>
         <w:drawing>
           <wp:inline distT="0" distB="0" distL="0" distR="0" wp14:anchorId="72C6D3E7" wp14:editId="1DA18A38">
             <wp:extent cx="2180492" cy="1195446"/>
@@ -146,8 +2024,16 @@
           <w:ilvl w:val="0"/>
           <w:numId w:val="1"/>
         </w:numPr>
-      </w:pPr>
-      <w:r>
+        <w:rPr>
+          <w:b/>
+          <w:bCs/>
+        </w:rPr>
+      </w:pPr>
+      <w:r>
+        <w:rPr>
+          <w:b/>
+          <w:bCs/>
+        </w:rPr>
         <w:t>BST – Insertion</w:t>
       </w:r>
     </w:p>
@@ -155,12 +2041,589 @@
       <w:pPr>
         <w:pStyle w:val="ListParagraph"/>
       </w:pPr>
-    </w:p>
-    <w:p>
-      <w:pPr>
-        <w:pStyle w:val="ListParagraph"/>
-      </w:pPr>
-      <w:r>
+      <w:r>
+        <w:t>#include &lt;iostream&gt;</w:t>
+      </w:r>
+    </w:p>
+    <w:p>
+      <w:pPr>
+        <w:pStyle w:val="ListParagraph"/>
+      </w:pPr>
+      <w:r>
+        <w:t>using namespace std;</w:t>
+      </w:r>
+    </w:p>
+    <w:p>
+      <w:pPr>
+        <w:pStyle w:val="ListParagraph"/>
+      </w:pPr>
+      <w:r>
+        <w:t>struct Node</w:t>
+      </w:r>
+    </w:p>
+    <w:p>
+      <w:pPr>
+        <w:pStyle w:val="ListParagraph"/>
+      </w:pPr>
+      <w:r>
+        <w:t>{</w:t>
+      </w:r>
+    </w:p>
+    <w:p>
+      <w:pPr>
+        <w:pStyle w:val="ListParagraph"/>
+      </w:pPr>
+      <w:r>
+        <w:t xml:space="preserve">    int data;</w:t>
+      </w:r>
+    </w:p>
+    <w:p>
+      <w:pPr>
+        <w:pStyle w:val="ListParagraph"/>
+      </w:pPr>
+      <w:r>
+        <w:t xml:space="preserve">    struct Node *left;</w:t>
+      </w:r>
+    </w:p>
+    <w:p>
+      <w:pPr>
+        <w:pStyle w:val="ListParagraph"/>
+      </w:pPr>
+      <w:r>
+        <w:t xml:space="preserve">    struct Node *right;</w:t>
+      </w:r>
+    </w:p>
+    <w:p>
+      <w:pPr>
+        <w:pStyle w:val="ListParagraph"/>
+      </w:pPr>
+      <w:r>
+        <w:t>};</w:t>
+      </w:r>
+    </w:p>
+    <w:p>
+      <w:pPr>
+        <w:pStyle w:val="ListParagraph"/>
+      </w:pPr>
+      <w:r>
+        <w:t>struct Node *</w:t>
+      </w:r>
+      <w:proofErr w:type="gramStart"/>
+      <w:r>
+        <w:t>insert(</w:t>
+      </w:r>
+      <w:proofErr w:type="gramEnd"/>
+      <w:r>
+        <w:t>struct Node *root, int data)</w:t>
+      </w:r>
+    </w:p>
+    <w:p>
+      <w:pPr>
+        <w:pStyle w:val="ListParagraph"/>
+      </w:pPr>
+      <w:r>
+        <w:t>{</w:t>
+      </w:r>
+    </w:p>
+    <w:p>
+      <w:pPr>
+        <w:pStyle w:val="ListParagraph"/>
+      </w:pPr>
+      <w:r>
+        <w:t xml:space="preserve">    if (root == NULL)</w:t>
+      </w:r>
+    </w:p>
+    <w:p>
+      <w:pPr>
+        <w:pStyle w:val="ListParagraph"/>
+      </w:pPr>
+      <w:r>
+        <w:t xml:space="preserve">    {</w:t>
+      </w:r>
+    </w:p>
+    <w:p>
+      <w:pPr>
+        <w:pStyle w:val="ListParagraph"/>
+      </w:pPr>
+      <w:r>
+        <w:lastRenderedPageBreak/>
+        <w:t xml:space="preserve">        root = new </w:t>
+      </w:r>
+      <w:proofErr w:type="gramStart"/>
+      <w:r>
+        <w:t>Node(</w:t>
+      </w:r>
+      <w:proofErr w:type="gramEnd"/>
+      <w:r>
+        <w:t>);</w:t>
+      </w:r>
+    </w:p>
+    <w:p>
+      <w:pPr>
+        <w:pStyle w:val="ListParagraph"/>
+      </w:pPr>
+      <w:r>
+        <w:t xml:space="preserve">        root-&gt;data = data;</w:t>
+      </w:r>
+    </w:p>
+    <w:p>
+      <w:pPr>
+        <w:pStyle w:val="ListParagraph"/>
+      </w:pPr>
+      <w:r>
+        <w:t xml:space="preserve">        root-&gt;left = NULL;</w:t>
+      </w:r>
+    </w:p>
+    <w:p>
+      <w:pPr>
+        <w:pStyle w:val="ListParagraph"/>
+      </w:pPr>
+      <w:r>
+        <w:t xml:space="preserve">        root-&gt;right = NULL;</w:t>
+      </w:r>
+    </w:p>
+    <w:p>
+      <w:pPr>
+        <w:pStyle w:val="ListParagraph"/>
+      </w:pPr>
+      <w:r>
+        <w:t xml:space="preserve">        return root;</w:t>
+      </w:r>
+    </w:p>
+    <w:p>
+      <w:pPr>
+        <w:pStyle w:val="ListParagraph"/>
+      </w:pPr>
+      <w:r>
+        <w:t xml:space="preserve">    }</w:t>
+      </w:r>
+    </w:p>
+    <w:p>
+      <w:pPr>
+        <w:pStyle w:val="ListParagraph"/>
+      </w:pPr>
+      <w:r>
+        <w:t xml:space="preserve">    if (data &lt; root-&gt;data)</w:t>
+      </w:r>
+    </w:p>
+    <w:p>
+      <w:pPr>
+        <w:pStyle w:val="ListParagraph"/>
+      </w:pPr>
+      <w:r>
+        <w:t xml:space="preserve">    {</w:t>
+      </w:r>
+    </w:p>
+    <w:p>
+      <w:pPr>
+        <w:pStyle w:val="ListParagraph"/>
+      </w:pPr>
+      <w:r>
+        <w:t xml:space="preserve">        root-&gt;left = insert(root-&gt;left, data);</w:t>
+      </w:r>
+    </w:p>
+    <w:p>
+      <w:pPr>
+        <w:pStyle w:val="ListParagraph"/>
+      </w:pPr>
+      <w:r>
+        <w:t xml:space="preserve">    }</w:t>
+      </w:r>
+    </w:p>
+    <w:p>
+      <w:pPr>
+        <w:pStyle w:val="ListParagraph"/>
+      </w:pPr>
+      <w:r>
+        <w:t xml:space="preserve">    else if (data &gt; root-&gt;data)</w:t>
+      </w:r>
+    </w:p>
+    <w:p>
+      <w:pPr>
+        <w:pStyle w:val="ListParagraph"/>
+      </w:pPr>
+      <w:r>
+        <w:t xml:space="preserve">    {</w:t>
+      </w:r>
+    </w:p>
+    <w:p>
+      <w:pPr>
+        <w:pStyle w:val="ListParagraph"/>
+      </w:pPr>
+      <w:r>
+        <w:t xml:space="preserve">        root-&gt;right = insert(root-&gt;right, data);</w:t>
+      </w:r>
+    </w:p>
+    <w:p>
+      <w:pPr>
+        <w:pStyle w:val="ListParagraph"/>
+      </w:pPr>
+      <w:r>
+        <w:t xml:space="preserve">    }</w:t>
+      </w:r>
+    </w:p>
+    <w:p>
+      <w:pPr>
+        <w:pStyle w:val="ListParagraph"/>
+      </w:pPr>
+      <w:r>
+        <w:t xml:space="preserve">    return root;</w:t>
+      </w:r>
+    </w:p>
+    <w:p>
+      <w:pPr>
+        <w:pStyle w:val="ListParagraph"/>
+      </w:pPr>
+      <w:r>
+        <w:t>}</w:t>
+      </w:r>
+    </w:p>
+    <w:p>
+      <w:pPr>
+        <w:pStyle w:val="ListParagraph"/>
+      </w:pPr>
+      <w:r>
+        <w:t xml:space="preserve">void </w:t>
+      </w:r>
+      <w:proofErr w:type="spellStart"/>
+      <w:proofErr w:type="gramStart"/>
+      <w:r>
+        <w:t>inorder</w:t>
+      </w:r>
+      <w:proofErr w:type="spellEnd"/>
+      <w:r>
+        <w:t>(</w:t>
+      </w:r>
+      <w:proofErr w:type="gramEnd"/>
+      <w:r>
+        <w:t>struct Node *root)</w:t>
+      </w:r>
+    </w:p>
+    <w:p>
+      <w:pPr>
+        <w:pStyle w:val="ListParagraph"/>
+      </w:pPr>
+      <w:r>
+        <w:t>{</w:t>
+      </w:r>
+    </w:p>
+    <w:p>
+      <w:pPr>
+        <w:pStyle w:val="ListParagraph"/>
+      </w:pPr>
+      <w:r>
+        <w:t xml:space="preserve">    if (</w:t>
+      </w:r>
+      <w:proofErr w:type="gramStart"/>
+      <w:r>
+        <w:t>root !</w:t>
+      </w:r>
+      <w:proofErr w:type="gramEnd"/>
+      <w:r>
+        <w:t>= NULL)</w:t>
+      </w:r>
+    </w:p>
+    <w:p>
+      <w:pPr>
+        <w:pStyle w:val="ListParagraph"/>
+      </w:pPr>
+      <w:r>
+        <w:t xml:space="preserve">    {</w:t>
+      </w:r>
+    </w:p>
+    <w:p>
+      <w:pPr>
+        <w:pStyle w:val="ListParagraph"/>
+      </w:pPr>
+      <w:r>
+        <w:t xml:space="preserve">        </w:t>
+      </w:r>
+      <w:proofErr w:type="spellStart"/>
+      <w:r>
+        <w:t>inorder</w:t>
+      </w:r>
+      <w:proofErr w:type="spellEnd"/>
+      <w:r>
+        <w:t>(root-&gt;left);</w:t>
+      </w:r>
+    </w:p>
+    <w:p>
+      <w:pPr>
+        <w:pStyle w:val="ListParagraph"/>
+      </w:pPr>
+      <w:r>
+        <w:t xml:space="preserve">        </w:t>
+      </w:r>
+      <w:proofErr w:type="spellStart"/>
+      <w:r>
+        <w:t>cout</w:t>
+      </w:r>
+      <w:proofErr w:type="spellEnd"/>
+      <w:r>
+        <w:t xml:space="preserve"> &lt;&lt; root-&gt;data &lt;&lt; ",";</w:t>
+      </w:r>
+    </w:p>
+    <w:p>
+      <w:pPr>
+        <w:pStyle w:val="ListParagraph"/>
+      </w:pPr>
+      <w:r>
+        <w:t xml:space="preserve">        </w:t>
+      </w:r>
+      <w:proofErr w:type="spellStart"/>
+      <w:r>
+        <w:t>inorder</w:t>
+      </w:r>
+      <w:proofErr w:type="spellEnd"/>
+      <w:r>
+        <w:t>(root-&gt;right);</w:t>
+      </w:r>
+    </w:p>
+    <w:p>
+      <w:pPr>
+        <w:pStyle w:val="ListParagraph"/>
+      </w:pPr>
+      <w:r>
+        <w:t xml:space="preserve">    }</w:t>
+      </w:r>
+    </w:p>
+    <w:p>
+      <w:pPr>
+        <w:pStyle w:val="ListParagraph"/>
+      </w:pPr>
+      <w:r>
+        <w:t>}</w:t>
+      </w:r>
+    </w:p>
+    <w:p>
+      <w:pPr>
+        <w:pStyle w:val="ListParagraph"/>
+      </w:pPr>
+      <w:r>
+        <w:t xml:space="preserve">int </w:t>
+      </w:r>
+      <w:proofErr w:type="gramStart"/>
+      <w:r>
+        <w:t>main(</w:t>
+      </w:r>
+      <w:proofErr w:type="gramEnd"/>
+      <w:r>
+        <w:t>)</w:t>
+      </w:r>
+    </w:p>
+    <w:p>
+      <w:pPr>
+        <w:pStyle w:val="ListParagraph"/>
+      </w:pPr>
+      <w:r>
+        <w:t>{</w:t>
+      </w:r>
+    </w:p>
+    <w:p>
+      <w:pPr>
+        <w:pStyle w:val="ListParagraph"/>
+      </w:pPr>
+      <w:r>
+        <w:t xml:space="preserve">    int n, data;</w:t>
+      </w:r>
+    </w:p>
+    <w:p>
+      <w:pPr>
+        <w:pStyle w:val="ListParagraph"/>
+      </w:pPr>
+      <w:r>
+        <w:t xml:space="preserve">    </w:t>
+      </w:r>
+      <w:proofErr w:type="spellStart"/>
+      <w:r>
+        <w:t>cout</w:t>
+      </w:r>
+      <w:proofErr w:type="spellEnd"/>
+      <w:r>
+        <w:t xml:space="preserve"> &lt;&lt; "Enter number of </w:t>
+      </w:r>
+      <w:proofErr w:type="gramStart"/>
+      <w:r>
+        <w:t>nodes :</w:t>
+      </w:r>
+      <w:proofErr w:type="gramEnd"/>
+      <w:r>
+        <w:t xml:space="preserve"> ";</w:t>
+      </w:r>
+    </w:p>
+    <w:p>
+      <w:pPr>
+        <w:pStyle w:val="ListParagraph"/>
+      </w:pPr>
+      <w:r>
+        <w:t xml:space="preserve">    </w:t>
+      </w:r>
+      <w:proofErr w:type="spellStart"/>
+      <w:r>
+        <w:t>cin</w:t>
+      </w:r>
+      <w:proofErr w:type="spellEnd"/>
+      <w:r>
+        <w:t xml:space="preserve"> &gt;&gt; n;</w:t>
+      </w:r>
+    </w:p>
+    <w:p>
+      <w:pPr>
+        <w:pStyle w:val="ListParagraph"/>
+      </w:pPr>
+      <w:r>
+        <w:t xml:space="preserve">    struct Node *root = NULL;</w:t>
+      </w:r>
+    </w:p>
+    <w:p>
+      <w:pPr>
+        <w:pStyle w:val="ListParagraph"/>
+      </w:pPr>
+      <w:r>
+        <w:t xml:space="preserve">    for (int </w:t>
+      </w:r>
+      <w:proofErr w:type="spellStart"/>
+      <w:r>
+        <w:t>i</w:t>
+      </w:r>
+      <w:proofErr w:type="spellEnd"/>
+      <w:r>
+        <w:t xml:space="preserve"> = 1; </w:t>
+      </w:r>
+      <w:proofErr w:type="spellStart"/>
+      <w:r>
+        <w:t>i</w:t>
+      </w:r>
+      <w:proofErr w:type="spellEnd"/>
+      <w:r>
+        <w:t xml:space="preserve"> &lt;= n; </w:t>
+      </w:r>
+      <w:proofErr w:type="spellStart"/>
+      <w:r>
+        <w:t>i</w:t>
+      </w:r>
+      <w:proofErr w:type="spellEnd"/>
+      <w:r>
+        <w:t>++)</w:t>
+      </w:r>
+    </w:p>
+    <w:p>
+      <w:pPr>
+        <w:pStyle w:val="ListParagraph"/>
+      </w:pPr>
+      <w:r>
+        <w:t xml:space="preserve">    {</w:t>
+      </w:r>
+    </w:p>
+    <w:p>
+      <w:pPr>
+        <w:pStyle w:val="ListParagraph"/>
+      </w:pPr>
+      <w:r>
+        <w:t xml:space="preserve">        </w:t>
+      </w:r>
+      <w:proofErr w:type="spellStart"/>
+      <w:r>
+        <w:t>cout</w:t>
+      </w:r>
+      <w:proofErr w:type="spellEnd"/>
+      <w:r>
+        <w:t xml:space="preserve"> &lt;&lt; "Enter </w:t>
+      </w:r>
+      <w:proofErr w:type="gramStart"/>
+      <w:r>
+        <w:t>data :</w:t>
+      </w:r>
+      <w:proofErr w:type="gramEnd"/>
+      <w:r>
+        <w:t xml:space="preserve"> ";</w:t>
+      </w:r>
+    </w:p>
+    <w:p>
+      <w:pPr>
+        <w:pStyle w:val="ListParagraph"/>
+      </w:pPr>
+      <w:r>
+        <w:t xml:space="preserve">        </w:t>
+      </w:r>
+      <w:proofErr w:type="spellStart"/>
+      <w:r>
+        <w:t>cin</w:t>
+      </w:r>
+      <w:proofErr w:type="spellEnd"/>
+      <w:r>
+        <w:t xml:space="preserve"> &gt;&gt; data;</w:t>
+      </w:r>
+    </w:p>
+    <w:p>
+      <w:pPr>
+        <w:pStyle w:val="ListParagraph"/>
+      </w:pPr>
+      <w:r>
+        <w:t xml:space="preserve">        root = </w:t>
+      </w:r>
+      <w:proofErr w:type="gramStart"/>
+      <w:r>
+        <w:t>insert(</w:t>
+      </w:r>
+      <w:proofErr w:type="gramEnd"/>
+      <w:r>
+        <w:t>root, data);</w:t>
+      </w:r>
+    </w:p>
+    <w:p>
+      <w:pPr>
+        <w:pStyle w:val="ListParagraph"/>
+      </w:pPr>
+      <w:r>
+        <w:t xml:space="preserve">    }</w:t>
+      </w:r>
+    </w:p>
+    <w:p>
+      <w:pPr>
+        <w:pStyle w:val="ListParagraph"/>
+      </w:pPr>
+      <w:r>
+        <w:t xml:space="preserve">    </w:t>
+      </w:r>
+      <w:proofErr w:type="spellStart"/>
+      <w:r>
+        <w:t>inorder</w:t>
+      </w:r>
+      <w:proofErr w:type="spellEnd"/>
+      <w:r>
+        <w:t>(root);</w:t>
+      </w:r>
+    </w:p>
+    <w:p>
+      <w:pPr>
+        <w:pStyle w:val="ListParagraph"/>
+      </w:pPr>
+      <w:r>
+        <w:t xml:space="preserve">    return 0;</w:t>
+      </w:r>
+    </w:p>
+    <w:p>
+      <w:pPr>
+        <w:pStyle w:val="ListParagraph"/>
+      </w:pPr>
+      <w:r>
+        <w:t>}</w:t>
+      </w:r>
+    </w:p>
+    <w:p>
+      <w:pPr>
+        <w:pStyle w:val="ListParagraph"/>
+        <w:rPr>
+          <w:b/>
+          <w:bCs/>
+        </w:rPr>
+      </w:pPr>
+      <w:r>
+        <w:rPr>
+          <w:b/>
+          <w:bCs/>
+        </w:rPr>
         <w:t>Output:</w:t>
       </w:r>
     </w:p>
@@ -169,6 +2632,9 @@
         <w:pStyle w:val="ListParagraph"/>
       </w:pPr>
       <w:r>
+        <w:rPr>
+          <w:noProof/>
+        </w:rPr>
         <w:lastRenderedPageBreak/>
         <w:drawing>
           <wp:inline distT="0" distB="0" distL="0" distR="0" wp14:anchorId="0EA75917" wp14:editId="1AB440E8">
@@ -214,8 +2680,16 @@
           <w:ilvl w:val="0"/>
           <w:numId w:val="1"/>
         </w:numPr>
-      </w:pPr>
-      <w:r>
+        <w:rPr>
+          <w:b/>
+          <w:bCs/>
+        </w:rPr>
+      </w:pPr>
+      <w:r>
+        <w:rPr>
+          <w:b/>
+          <w:bCs/>
+        </w:rPr>
         <w:t>BST – Searching</w:t>
       </w:r>
     </w:p>
@@ -223,6 +2697,888 @@
       <w:pPr>
         <w:pStyle w:val="ListParagraph"/>
       </w:pPr>
+      <w:r>
+        <w:t>#include &lt;iostream&gt;</w:t>
+      </w:r>
+    </w:p>
+    <w:p>
+      <w:pPr>
+        <w:pStyle w:val="ListParagraph"/>
+      </w:pPr>
+      <w:r>
+        <w:t>using namespace std;</w:t>
+      </w:r>
+    </w:p>
+    <w:p>
+      <w:pPr>
+        <w:pStyle w:val="ListParagraph"/>
+      </w:pPr>
+      <w:r>
+        <w:t>struct Node</w:t>
+      </w:r>
+    </w:p>
+    <w:p>
+      <w:pPr>
+        <w:pStyle w:val="ListParagraph"/>
+      </w:pPr>
+      <w:r>
+        <w:t>{</w:t>
+      </w:r>
+    </w:p>
+    <w:p>
+      <w:pPr>
+        <w:pStyle w:val="ListParagraph"/>
+      </w:pPr>
+      <w:r>
+        <w:t xml:space="preserve">    int data;</w:t>
+      </w:r>
+    </w:p>
+    <w:p>
+      <w:pPr>
+        <w:pStyle w:val="ListParagraph"/>
+      </w:pPr>
+      <w:r>
+        <w:t xml:space="preserve">    struct Node *left;</w:t>
+      </w:r>
+    </w:p>
+    <w:p>
+      <w:pPr>
+        <w:pStyle w:val="ListParagraph"/>
+      </w:pPr>
+      <w:r>
+        <w:t xml:space="preserve">    struct Node *right;</w:t>
+      </w:r>
+    </w:p>
+    <w:p>
+      <w:pPr>
+        <w:pStyle w:val="ListParagraph"/>
+      </w:pPr>
+      <w:r>
+        <w:t>};</w:t>
+      </w:r>
+    </w:p>
+    <w:p>
+      <w:pPr>
+        <w:pStyle w:val="ListParagraph"/>
+      </w:pPr>
+      <w:r>
+        <w:t>struct Node *</w:t>
+      </w:r>
+      <w:proofErr w:type="gramStart"/>
+      <w:r>
+        <w:t>insert(</w:t>
+      </w:r>
+      <w:proofErr w:type="gramEnd"/>
+      <w:r>
+        <w:t>struct Node *root, int data)</w:t>
+      </w:r>
+    </w:p>
+    <w:p>
+      <w:pPr>
+        <w:pStyle w:val="ListParagraph"/>
+      </w:pPr>
+      <w:r>
+        <w:t>{</w:t>
+      </w:r>
+    </w:p>
+    <w:p>
+      <w:pPr>
+        <w:pStyle w:val="ListParagraph"/>
+      </w:pPr>
+      <w:r>
+        <w:t xml:space="preserve">    if (root == NULL)</w:t>
+      </w:r>
+    </w:p>
+    <w:p>
+      <w:pPr>
+        <w:pStyle w:val="ListParagraph"/>
+      </w:pPr>
+      <w:r>
+        <w:t xml:space="preserve">    {</w:t>
+      </w:r>
+    </w:p>
+    <w:p>
+      <w:pPr>
+        <w:pStyle w:val="ListParagraph"/>
+      </w:pPr>
+      <w:r>
+        <w:t xml:space="preserve">        root = new </w:t>
+      </w:r>
+      <w:proofErr w:type="gramStart"/>
+      <w:r>
+        <w:t>Node(</w:t>
+      </w:r>
+      <w:proofErr w:type="gramEnd"/>
+      <w:r>
+        <w:t>);</w:t>
+      </w:r>
+    </w:p>
+    <w:p>
+      <w:pPr>
+        <w:pStyle w:val="ListParagraph"/>
+      </w:pPr>
+      <w:r>
+        <w:t xml:space="preserve">        root-&gt;data = data;</w:t>
+      </w:r>
+    </w:p>
+    <w:p>
+      <w:pPr>
+        <w:pStyle w:val="ListParagraph"/>
+      </w:pPr>
+      <w:r>
+        <w:t xml:space="preserve">        root-&gt;left = NULL;</w:t>
+      </w:r>
+    </w:p>
+    <w:p>
+      <w:pPr>
+        <w:pStyle w:val="ListParagraph"/>
+      </w:pPr>
+      <w:r>
+        <w:t xml:space="preserve">        root-&gt;right = NULL;</w:t>
+      </w:r>
+    </w:p>
+    <w:p>
+      <w:pPr>
+        <w:pStyle w:val="ListParagraph"/>
+      </w:pPr>
+      <w:r>
+        <w:t xml:space="preserve">        return root;</w:t>
+      </w:r>
+    </w:p>
+    <w:p>
+      <w:pPr>
+        <w:pStyle w:val="ListParagraph"/>
+      </w:pPr>
+      <w:r>
+        <w:t xml:space="preserve">    }</w:t>
+      </w:r>
+    </w:p>
+    <w:p>
+      <w:pPr>
+        <w:pStyle w:val="ListParagraph"/>
+      </w:pPr>
+      <w:r>
+        <w:t xml:space="preserve">    if (data &lt; root-&gt;data)</w:t>
+      </w:r>
+    </w:p>
+    <w:p>
+      <w:pPr>
+        <w:pStyle w:val="ListParagraph"/>
+      </w:pPr>
+      <w:r>
+        <w:t xml:space="preserve">    {</w:t>
+      </w:r>
+    </w:p>
+    <w:p>
+      <w:pPr>
+        <w:pStyle w:val="ListParagraph"/>
+      </w:pPr>
+      <w:r>
+        <w:t xml:space="preserve">        root-&gt;left = insert(root-&gt;left, data);</w:t>
+      </w:r>
+    </w:p>
+    <w:p>
+      <w:pPr>
+        <w:pStyle w:val="ListParagraph"/>
+      </w:pPr>
+      <w:r>
+        <w:t xml:space="preserve">    }</w:t>
+      </w:r>
+    </w:p>
+    <w:p>
+      <w:pPr>
+        <w:pStyle w:val="ListParagraph"/>
+      </w:pPr>
+      <w:r>
+        <w:t xml:space="preserve">    else if (data &gt; root-&gt;data)</w:t>
+      </w:r>
+    </w:p>
+    <w:p>
+      <w:pPr>
+        <w:pStyle w:val="ListParagraph"/>
+      </w:pPr>
+      <w:r>
+        <w:t xml:space="preserve">    {</w:t>
+      </w:r>
+    </w:p>
+    <w:p>
+      <w:pPr>
+        <w:pStyle w:val="ListParagraph"/>
+      </w:pPr>
+      <w:r>
+        <w:t xml:space="preserve">        root-&gt;right = insert(root-&gt;right, data);</w:t>
+      </w:r>
+    </w:p>
+    <w:p>
+      <w:pPr>
+        <w:pStyle w:val="ListParagraph"/>
+      </w:pPr>
+      <w:r>
+        <w:t xml:space="preserve">    }</w:t>
+      </w:r>
+    </w:p>
+    <w:p>
+      <w:pPr>
+        <w:pStyle w:val="ListParagraph"/>
+      </w:pPr>
+      <w:r>
+        <w:t xml:space="preserve">    return root;</w:t>
+      </w:r>
+    </w:p>
+    <w:p>
+      <w:pPr>
+        <w:pStyle w:val="ListParagraph"/>
+      </w:pPr>
+      <w:r>
+        <w:t>}</w:t>
+      </w:r>
+    </w:p>
+    <w:p>
+      <w:pPr>
+        <w:pStyle w:val="ListParagraph"/>
+      </w:pPr>
+      <w:r>
+        <w:lastRenderedPageBreak/>
+        <w:t xml:space="preserve">void </w:t>
+      </w:r>
+      <w:proofErr w:type="spellStart"/>
+      <w:proofErr w:type="gramStart"/>
+      <w:r>
+        <w:t>inorder</w:t>
+      </w:r>
+      <w:proofErr w:type="spellEnd"/>
+      <w:r>
+        <w:t>(</w:t>
+      </w:r>
+      <w:proofErr w:type="gramEnd"/>
+      <w:r>
+        <w:t>struct Node *root)</w:t>
+      </w:r>
+    </w:p>
+    <w:p>
+      <w:pPr>
+        <w:pStyle w:val="ListParagraph"/>
+      </w:pPr>
+      <w:r>
+        <w:t>{</w:t>
+      </w:r>
+    </w:p>
+    <w:p>
+      <w:pPr>
+        <w:pStyle w:val="ListParagraph"/>
+      </w:pPr>
+      <w:r>
+        <w:t xml:space="preserve">    if (</w:t>
+      </w:r>
+      <w:proofErr w:type="gramStart"/>
+      <w:r>
+        <w:t>root !</w:t>
+      </w:r>
+      <w:proofErr w:type="gramEnd"/>
+      <w:r>
+        <w:t>= NULL)</w:t>
+      </w:r>
+    </w:p>
+    <w:p>
+      <w:pPr>
+        <w:pStyle w:val="ListParagraph"/>
+      </w:pPr>
+      <w:r>
+        <w:t xml:space="preserve">    {</w:t>
+      </w:r>
+    </w:p>
+    <w:p>
+      <w:pPr>
+        <w:pStyle w:val="ListParagraph"/>
+      </w:pPr>
+      <w:r>
+        <w:t xml:space="preserve">        </w:t>
+      </w:r>
+      <w:proofErr w:type="spellStart"/>
+      <w:r>
+        <w:t>inorder</w:t>
+      </w:r>
+      <w:proofErr w:type="spellEnd"/>
+      <w:r>
+        <w:t>(root-&gt;left);</w:t>
+      </w:r>
+    </w:p>
+    <w:p>
+      <w:pPr>
+        <w:pStyle w:val="ListParagraph"/>
+      </w:pPr>
+      <w:r>
+        <w:t xml:space="preserve">        </w:t>
+      </w:r>
+      <w:proofErr w:type="spellStart"/>
+      <w:r>
+        <w:t>cout</w:t>
+      </w:r>
+      <w:proofErr w:type="spellEnd"/>
+      <w:r>
+        <w:t xml:space="preserve"> &lt;&lt; root-&gt;data &lt;&lt; ",";</w:t>
+      </w:r>
+    </w:p>
+    <w:p>
+      <w:pPr>
+        <w:pStyle w:val="ListParagraph"/>
+      </w:pPr>
+      <w:r>
+        <w:t xml:space="preserve">        </w:t>
+      </w:r>
+      <w:proofErr w:type="spellStart"/>
+      <w:r>
+        <w:t>inorder</w:t>
+      </w:r>
+      <w:proofErr w:type="spellEnd"/>
+      <w:r>
+        <w:t>(root-&gt;right);</w:t>
+      </w:r>
+    </w:p>
+    <w:p>
+      <w:pPr>
+        <w:pStyle w:val="ListParagraph"/>
+      </w:pPr>
+      <w:r>
+        <w:t xml:space="preserve">    }</w:t>
+      </w:r>
+    </w:p>
+    <w:p>
+      <w:pPr>
+        <w:pStyle w:val="ListParagraph"/>
+      </w:pPr>
+      <w:r>
+        <w:t>}</w:t>
+      </w:r>
+    </w:p>
+    <w:p>
+      <w:pPr>
+        <w:pStyle w:val="ListParagraph"/>
+      </w:pPr>
+      <w:r>
+        <w:t xml:space="preserve">bool </w:t>
+      </w:r>
+      <w:proofErr w:type="gramStart"/>
+      <w:r>
+        <w:t>search(</w:t>
+      </w:r>
+      <w:proofErr w:type="gramEnd"/>
+      <w:r>
+        <w:t>struct Node *root, int data)</w:t>
+      </w:r>
+    </w:p>
+    <w:p>
+      <w:pPr>
+        <w:pStyle w:val="ListParagraph"/>
+      </w:pPr>
+      <w:r>
+        <w:t>{</w:t>
+      </w:r>
+    </w:p>
+    <w:p>
+      <w:pPr>
+        <w:pStyle w:val="ListParagraph"/>
+      </w:pPr>
+      <w:r>
+        <w:t xml:space="preserve">    if (root == NULL)</w:t>
+      </w:r>
+    </w:p>
+    <w:p>
+      <w:pPr>
+        <w:pStyle w:val="ListParagraph"/>
+      </w:pPr>
+      <w:r>
+        <w:t xml:space="preserve">    {</w:t>
+      </w:r>
+    </w:p>
+    <w:p>
+      <w:pPr>
+        <w:pStyle w:val="ListParagraph"/>
+      </w:pPr>
+      <w:r>
+        <w:t xml:space="preserve">        return false;</w:t>
+      </w:r>
+    </w:p>
+    <w:p>
+      <w:pPr>
+        <w:pStyle w:val="ListParagraph"/>
+      </w:pPr>
+      <w:r>
+        <w:t xml:space="preserve">    }</w:t>
+      </w:r>
+    </w:p>
+    <w:p>
+      <w:pPr>
+        <w:pStyle w:val="ListParagraph"/>
+      </w:pPr>
+      <w:r>
+        <w:t xml:space="preserve">    if (root-&gt;data == data)</w:t>
+      </w:r>
+    </w:p>
+    <w:p>
+      <w:pPr>
+        <w:pStyle w:val="ListParagraph"/>
+      </w:pPr>
+      <w:r>
+        <w:t xml:space="preserve">    {</w:t>
+      </w:r>
+    </w:p>
+    <w:p>
+      <w:pPr>
+        <w:pStyle w:val="ListParagraph"/>
+      </w:pPr>
+      <w:r>
+        <w:t xml:space="preserve">        return true;</w:t>
+      </w:r>
+    </w:p>
+    <w:p>
+      <w:pPr>
+        <w:pStyle w:val="ListParagraph"/>
+      </w:pPr>
+      <w:r>
+        <w:t xml:space="preserve">    }</w:t>
+      </w:r>
+    </w:p>
+    <w:p>
+      <w:pPr>
+        <w:pStyle w:val="ListParagraph"/>
+      </w:pPr>
+      <w:r>
+        <w:t xml:space="preserve">    else if (data &lt; root-&gt;data)</w:t>
+      </w:r>
+    </w:p>
+    <w:p>
+      <w:pPr>
+        <w:pStyle w:val="ListParagraph"/>
+      </w:pPr>
+      <w:r>
+        <w:t xml:space="preserve">    {</w:t>
+      </w:r>
+    </w:p>
+    <w:p>
+      <w:pPr>
+        <w:pStyle w:val="ListParagraph"/>
+      </w:pPr>
+      <w:r>
+        <w:t xml:space="preserve">        return search(root-&gt;left, data);</w:t>
+      </w:r>
+    </w:p>
+    <w:p>
+      <w:pPr>
+        <w:pStyle w:val="ListParagraph"/>
+      </w:pPr>
+      <w:r>
+        <w:t xml:space="preserve">    }</w:t>
+      </w:r>
+    </w:p>
+    <w:p>
+      <w:pPr>
+        <w:pStyle w:val="ListParagraph"/>
+      </w:pPr>
+      <w:r>
+        <w:t xml:space="preserve">    else</w:t>
+      </w:r>
+    </w:p>
+    <w:p>
+      <w:pPr>
+        <w:pStyle w:val="ListParagraph"/>
+      </w:pPr>
+      <w:r>
+        <w:t xml:space="preserve">    {</w:t>
+      </w:r>
+    </w:p>
+    <w:p>
+      <w:pPr>
+        <w:pStyle w:val="ListParagraph"/>
+      </w:pPr>
+      <w:r>
+        <w:t xml:space="preserve">        return search(root-&gt;right, data);</w:t>
+      </w:r>
+    </w:p>
+    <w:p>
+      <w:pPr>
+        <w:pStyle w:val="ListParagraph"/>
+      </w:pPr>
+      <w:r>
+        <w:t xml:space="preserve">    }</w:t>
+      </w:r>
+    </w:p>
+    <w:p>
+      <w:pPr>
+        <w:pStyle w:val="ListParagraph"/>
+      </w:pPr>
+      <w:r>
+        <w:t>}</w:t>
+      </w:r>
+    </w:p>
+    <w:p>
+      <w:pPr>
+        <w:pStyle w:val="ListParagraph"/>
+      </w:pPr>
+      <w:r>
+        <w:t xml:space="preserve">int </w:t>
+      </w:r>
+      <w:proofErr w:type="gramStart"/>
+      <w:r>
+        <w:t>main(</w:t>
+      </w:r>
+      <w:proofErr w:type="gramEnd"/>
+      <w:r>
+        <w:t>)</w:t>
+      </w:r>
+    </w:p>
+    <w:p>
+      <w:pPr>
+        <w:pStyle w:val="ListParagraph"/>
+      </w:pPr>
+      <w:r>
+        <w:t>{</w:t>
+      </w:r>
+    </w:p>
+    <w:p>
+      <w:pPr>
+        <w:pStyle w:val="ListParagraph"/>
+      </w:pPr>
+      <w:r>
+        <w:t xml:space="preserve">    int n, data;</w:t>
+      </w:r>
+    </w:p>
+    <w:p>
+      <w:pPr>
+        <w:pStyle w:val="ListParagraph"/>
+      </w:pPr>
+      <w:r>
+        <w:t xml:space="preserve">    struct Node *root = NULL;</w:t>
+      </w:r>
+    </w:p>
+    <w:p>
+      <w:pPr>
+        <w:pStyle w:val="ListParagraph"/>
+      </w:pPr>
+      <w:r>
+        <w:t xml:space="preserve">    </w:t>
+      </w:r>
+      <w:proofErr w:type="spellStart"/>
+      <w:r>
+        <w:t>cout</w:t>
+      </w:r>
+      <w:proofErr w:type="spellEnd"/>
+      <w:r>
+        <w:t xml:space="preserve"> &lt;&lt; "Enter number of </w:t>
+      </w:r>
+      <w:proofErr w:type="gramStart"/>
+      <w:r>
+        <w:t>nodes :</w:t>
+      </w:r>
+      <w:proofErr w:type="gramEnd"/>
+      <w:r>
+        <w:t xml:space="preserve"> ";</w:t>
+      </w:r>
+    </w:p>
+    <w:p>
+      <w:pPr>
+        <w:pStyle w:val="ListParagraph"/>
+      </w:pPr>
+      <w:r>
+        <w:t xml:space="preserve">    </w:t>
+      </w:r>
+      <w:proofErr w:type="spellStart"/>
+      <w:r>
+        <w:t>cin</w:t>
+      </w:r>
+      <w:proofErr w:type="spellEnd"/>
+      <w:r>
+        <w:t xml:space="preserve"> &gt;&gt; n;</w:t>
+      </w:r>
+    </w:p>
+    <w:p>
+      <w:pPr>
+        <w:pStyle w:val="ListParagraph"/>
+      </w:pPr>
+      <w:r>
+        <w:t xml:space="preserve">    for (int </w:t>
+      </w:r>
+      <w:proofErr w:type="spellStart"/>
+      <w:r>
+        <w:t>i</w:t>
+      </w:r>
+      <w:proofErr w:type="spellEnd"/>
+      <w:r>
+        <w:t xml:space="preserve"> = 1; </w:t>
+      </w:r>
+      <w:proofErr w:type="spellStart"/>
+      <w:r>
+        <w:t>i</w:t>
+      </w:r>
+      <w:proofErr w:type="spellEnd"/>
+      <w:r>
+        <w:t xml:space="preserve"> &lt;= n; </w:t>
+      </w:r>
+      <w:proofErr w:type="spellStart"/>
+      <w:r>
+        <w:t>i</w:t>
+      </w:r>
+      <w:proofErr w:type="spellEnd"/>
+      <w:r>
+        <w:t>++)</w:t>
+      </w:r>
+    </w:p>
+    <w:p>
+      <w:pPr>
+        <w:pStyle w:val="ListParagraph"/>
+      </w:pPr>
+      <w:r>
+        <w:t xml:space="preserve">    {</w:t>
+      </w:r>
+    </w:p>
+    <w:p>
+      <w:pPr>
+        <w:pStyle w:val="ListParagraph"/>
+      </w:pPr>
+      <w:r>
+        <w:t xml:space="preserve">        </w:t>
+      </w:r>
+      <w:proofErr w:type="spellStart"/>
+      <w:r>
+        <w:t>cout</w:t>
+      </w:r>
+      <w:proofErr w:type="spellEnd"/>
+      <w:r>
+        <w:t xml:space="preserve"> &lt;&lt; "Enter </w:t>
+      </w:r>
+      <w:proofErr w:type="gramStart"/>
+      <w:r>
+        <w:t>data :</w:t>
+      </w:r>
+      <w:proofErr w:type="gramEnd"/>
+      <w:r>
+        <w:t xml:space="preserve"> ";</w:t>
+      </w:r>
+    </w:p>
+    <w:p>
+      <w:pPr>
+        <w:pStyle w:val="ListParagraph"/>
+      </w:pPr>
+      <w:r>
+        <w:t xml:space="preserve">        </w:t>
+      </w:r>
+      <w:proofErr w:type="spellStart"/>
+      <w:r>
+        <w:t>cin</w:t>
+      </w:r>
+      <w:proofErr w:type="spellEnd"/>
+      <w:r>
+        <w:t xml:space="preserve"> &gt;&gt; data;</w:t>
+      </w:r>
+    </w:p>
+    <w:p>
+      <w:pPr>
+        <w:pStyle w:val="ListParagraph"/>
+      </w:pPr>
+      <w:r>
+        <w:t xml:space="preserve">        root = </w:t>
+      </w:r>
+      <w:proofErr w:type="gramStart"/>
+      <w:r>
+        <w:t>insert(</w:t>
+      </w:r>
+      <w:proofErr w:type="gramEnd"/>
+      <w:r>
+        <w:t>root, data);</w:t>
+      </w:r>
+    </w:p>
+    <w:p>
+      <w:pPr>
+        <w:pStyle w:val="ListParagraph"/>
+      </w:pPr>
+      <w:r>
+        <w:t xml:space="preserve">    }</w:t>
+      </w:r>
+    </w:p>
+    <w:p>
+      <w:pPr>
+        <w:pStyle w:val="ListParagraph"/>
+      </w:pPr>
+      <w:r>
+        <w:t xml:space="preserve">    </w:t>
+      </w:r>
+      <w:proofErr w:type="spellStart"/>
+      <w:r>
+        <w:t>inorder</w:t>
+      </w:r>
+      <w:proofErr w:type="spellEnd"/>
+      <w:r>
+        <w:t>(root);</w:t>
+      </w:r>
+    </w:p>
+    <w:p>
+      <w:pPr>
+        <w:pStyle w:val="ListParagraph"/>
+      </w:pPr>
+      <w:r>
+        <w:lastRenderedPageBreak/>
+        <w:t xml:space="preserve">    </w:t>
+      </w:r>
+      <w:proofErr w:type="spellStart"/>
+      <w:r>
+        <w:t>cout</w:t>
+      </w:r>
+      <w:proofErr w:type="spellEnd"/>
+      <w:r>
+        <w:t xml:space="preserve"> &lt;&lt; </w:t>
+      </w:r>
+      <w:proofErr w:type="spellStart"/>
+      <w:r>
+        <w:t>endl</w:t>
+      </w:r>
+      <w:proofErr w:type="spellEnd"/>
+      <w:r>
+        <w:t>;</w:t>
+      </w:r>
+    </w:p>
+    <w:p>
+      <w:pPr>
+        <w:pStyle w:val="ListParagraph"/>
+      </w:pPr>
+      <w:r>
+        <w:t xml:space="preserve">    </w:t>
+      </w:r>
+      <w:proofErr w:type="spellStart"/>
+      <w:r>
+        <w:t>cout</w:t>
+      </w:r>
+      <w:proofErr w:type="spellEnd"/>
+      <w:r>
+        <w:t xml:space="preserve"> &lt;&lt; "Enter data to </w:t>
+      </w:r>
+      <w:proofErr w:type="gramStart"/>
+      <w:r>
+        <w:t>search :</w:t>
+      </w:r>
+      <w:proofErr w:type="gramEnd"/>
+      <w:r>
+        <w:t xml:space="preserve"> ";</w:t>
+      </w:r>
+    </w:p>
+    <w:p>
+      <w:pPr>
+        <w:pStyle w:val="ListParagraph"/>
+      </w:pPr>
+      <w:r>
+        <w:t xml:space="preserve">    </w:t>
+      </w:r>
+      <w:proofErr w:type="spellStart"/>
+      <w:r>
+        <w:t>cin</w:t>
+      </w:r>
+      <w:proofErr w:type="spellEnd"/>
+      <w:r>
+        <w:t xml:space="preserve"> &gt;&gt; data;</w:t>
+      </w:r>
+    </w:p>
+    <w:p>
+      <w:pPr>
+        <w:pStyle w:val="ListParagraph"/>
+      </w:pPr>
+      <w:r>
+        <w:t xml:space="preserve">    if (</w:t>
+      </w:r>
+      <w:proofErr w:type="gramStart"/>
+      <w:r>
+        <w:t>search(</w:t>
+      </w:r>
+      <w:proofErr w:type="gramEnd"/>
+      <w:r>
+        <w:t>root, data))</w:t>
+      </w:r>
+    </w:p>
+    <w:p>
+      <w:pPr>
+        <w:pStyle w:val="ListParagraph"/>
+      </w:pPr>
+      <w:r>
+        <w:t xml:space="preserve">    {</w:t>
+      </w:r>
+    </w:p>
+    <w:p>
+      <w:pPr>
+        <w:pStyle w:val="ListParagraph"/>
+      </w:pPr>
+      <w:r>
+        <w:t xml:space="preserve">        </w:t>
+      </w:r>
+      <w:proofErr w:type="spellStart"/>
+      <w:r>
+        <w:t>cout</w:t>
+      </w:r>
+      <w:proofErr w:type="spellEnd"/>
+      <w:r>
+        <w:t xml:space="preserve"> &lt;&lt; data &lt;&lt; " was found\n";</w:t>
+      </w:r>
+    </w:p>
+    <w:p>
+      <w:pPr>
+        <w:pStyle w:val="ListParagraph"/>
+      </w:pPr>
+      <w:r>
+        <w:t xml:space="preserve">    }</w:t>
+      </w:r>
+    </w:p>
+    <w:p>
+      <w:pPr>
+        <w:pStyle w:val="ListParagraph"/>
+      </w:pPr>
+      <w:r>
+        <w:t xml:space="preserve">    else</w:t>
+      </w:r>
+    </w:p>
+    <w:p>
+      <w:pPr>
+        <w:pStyle w:val="ListParagraph"/>
+      </w:pPr>
+      <w:r>
+        <w:t xml:space="preserve">    {</w:t>
+      </w:r>
+    </w:p>
+    <w:p>
+      <w:pPr>
+        <w:pStyle w:val="ListParagraph"/>
+      </w:pPr>
+      <w:r>
+        <w:t xml:space="preserve">        </w:t>
+      </w:r>
+      <w:proofErr w:type="spellStart"/>
+      <w:r>
+        <w:t>cout</w:t>
+      </w:r>
+      <w:proofErr w:type="spellEnd"/>
+      <w:r>
+        <w:t xml:space="preserve"> &lt;&lt; data &lt;&lt; " was not found\n";</w:t>
+      </w:r>
+    </w:p>
+    <w:p>
+      <w:pPr>
+        <w:pStyle w:val="ListParagraph"/>
+      </w:pPr>
+      <w:r>
+        <w:t xml:space="preserve">    }</w:t>
+      </w:r>
+    </w:p>
+    <w:p>
+      <w:pPr>
+        <w:pStyle w:val="ListParagraph"/>
+      </w:pPr>
+      <w:r>
+        <w:t xml:space="preserve">    return 0;</w:t>
+      </w:r>
+    </w:p>
+    <w:p>
+      <w:pPr>
+        <w:pStyle w:val="ListParagraph"/>
+      </w:pPr>
+      <w:r>
+        <w:t>}</w:t>
+      </w:r>
     </w:p>
     <w:p>
       <w:pPr>
@@ -237,6 +3593,9 @@
         <w:pStyle w:val="ListParagraph"/>
       </w:pPr>
       <w:r>
+        <w:rPr>
+          <w:noProof/>
+        </w:rPr>
         <w:drawing>
           <wp:inline distT="0" distB="0" distL="0" distR="0" wp14:anchorId="1BA2585E" wp14:editId="50B4A347">
             <wp:extent cx="2795954" cy="2761618"/>
@@ -281,8 +3640,16 @@
           <w:ilvl w:val="0"/>
           <w:numId w:val="1"/>
         </w:numPr>
-      </w:pPr>
-      <w:r>
+        <w:rPr>
+          <w:b/>
+          <w:bCs/>
+        </w:rPr>
+      </w:pPr>
+      <w:r>
+        <w:rPr>
+          <w:b/>
+          <w:bCs/>
+        </w:rPr>
         <w:t>BST – Deletion</w:t>
       </w:r>
     </w:p>
@@ -290,12 +3657,1126 @@
       <w:pPr>
         <w:pStyle w:val="ListParagraph"/>
       </w:pPr>
-    </w:p>
-    <w:p>
-      <w:pPr>
-        <w:pStyle w:val="ListParagraph"/>
-      </w:pPr>
-      <w:r>
+      <w:r>
+        <w:t>#include &lt;iostream&gt;</w:t>
+      </w:r>
+    </w:p>
+    <w:p>
+      <w:pPr>
+        <w:pStyle w:val="ListParagraph"/>
+      </w:pPr>
+      <w:r>
+        <w:t>using namespace std;</w:t>
+      </w:r>
+    </w:p>
+    <w:p>
+      <w:pPr>
+        <w:pStyle w:val="ListParagraph"/>
+      </w:pPr>
+      <w:r>
+        <w:t>struct Node</w:t>
+      </w:r>
+    </w:p>
+    <w:p>
+      <w:pPr>
+        <w:pStyle w:val="ListParagraph"/>
+      </w:pPr>
+      <w:r>
+        <w:t>{</w:t>
+      </w:r>
+    </w:p>
+    <w:p>
+      <w:pPr>
+        <w:pStyle w:val="ListParagraph"/>
+      </w:pPr>
+      <w:r>
+        <w:t xml:space="preserve">    int data;</w:t>
+      </w:r>
+    </w:p>
+    <w:p>
+      <w:pPr>
+        <w:pStyle w:val="ListParagraph"/>
+      </w:pPr>
+      <w:r>
+        <w:t xml:space="preserve">    struct Node *left;</w:t>
+      </w:r>
+    </w:p>
+    <w:p>
+      <w:pPr>
+        <w:pStyle w:val="ListParagraph"/>
+      </w:pPr>
+      <w:r>
+        <w:t xml:space="preserve">    struct Node *right;</w:t>
+      </w:r>
+    </w:p>
+    <w:p>
+      <w:pPr>
+        <w:pStyle w:val="ListParagraph"/>
+      </w:pPr>
+      <w:r>
+        <w:t>};</w:t>
+      </w:r>
+    </w:p>
+    <w:p>
+      <w:pPr>
+        <w:pStyle w:val="ListParagraph"/>
+      </w:pPr>
+      <w:r>
+        <w:t>struct Node *</w:t>
+      </w:r>
+      <w:proofErr w:type="gramStart"/>
+      <w:r>
+        <w:t>insert(</w:t>
+      </w:r>
+      <w:proofErr w:type="gramEnd"/>
+      <w:r>
+        <w:t>struct Node *root, int data)</w:t>
+      </w:r>
+    </w:p>
+    <w:p>
+      <w:pPr>
+        <w:pStyle w:val="ListParagraph"/>
+      </w:pPr>
+      <w:r>
+        <w:t>{</w:t>
+      </w:r>
+    </w:p>
+    <w:p>
+      <w:pPr>
+        <w:pStyle w:val="ListParagraph"/>
+      </w:pPr>
+      <w:r>
+        <w:t xml:space="preserve">    if (root == NULL)</w:t>
+      </w:r>
+    </w:p>
+    <w:p>
+      <w:pPr>
+        <w:pStyle w:val="ListParagraph"/>
+      </w:pPr>
+      <w:r>
+        <w:t xml:space="preserve">    {</w:t>
+      </w:r>
+    </w:p>
+    <w:p>
+      <w:pPr>
+        <w:pStyle w:val="ListParagraph"/>
+      </w:pPr>
+      <w:r>
+        <w:t xml:space="preserve">        root = new </w:t>
+      </w:r>
+      <w:proofErr w:type="gramStart"/>
+      <w:r>
+        <w:t>Node(</w:t>
+      </w:r>
+      <w:proofErr w:type="gramEnd"/>
+      <w:r>
+        <w:t>);</w:t>
+      </w:r>
+    </w:p>
+    <w:p>
+      <w:pPr>
+        <w:pStyle w:val="ListParagraph"/>
+      </w:pPr>
+      <w:r>
+        <w:lastRenderedPageBreak/>
+        <w:t xml:space="preserve">        root-&gt;data = data;</w:t>
+      </w:r>
+    </w:p>
+    <w:p>
+      <w:pPr>
+        <w:pStyle w:val="ListParagraph"/>
+      </w:pPr>
+      <w:r>
+        <w:t xml:space="preserve">        root-&gt;left = NULL;</w:t>
+      </w:r>
+    </w:p>
+    <w:p>
+      <w:pPr>
+        <w:pStyle w:val="ListParagraph"/>
+      </w:pPr>
+      <w:r>
+        <w:t xml:space="preserve">        root-&gt;right = NULL;</w:t>
+      </w:r>
+    </w:p>
+    <w:p>
+      <w:pPr>
+        <w:pStyle w:val="ListParagraph"/>
+      </w:pPr>
+      <w:r>
+        <w:t xml:space="preserve">        return root;</w:t>
+      </w:r>
+    </w:p>
+    <w:p>
+      <w:pPr>
+        <w:pStyle w:val="ListParagraph"/>
+      </w:pPr>
+      <w:r>
+        <w:t xml:space="preserve">    }</w:t>
+      </w:r>
+    </w:p>
+    <w:p>
+      <w:pPr>
+        <w:pStyle w:val="ListParagraph"/>
+      </w:pPr>
+      <w:r>
+        <w:t xml:space="preserve">    if (data &lt; root-&gt;data)</w:t>
+      </w:r>
+    </w:p>
+    <w:p>
+      <w:pPr>
+        <w:pStyle w:val="ListParagraph"/>
+      </w:pPr>
+      <w:r>
+        <w:t xml:space="preserve">    {</w:t>
+      </w:r>
+    </w:p>
+    <w:p>
+      <w:pPr>
+        <w:pStyle w:val="ListParagraph"/>
+      </w:pPr>
+      <w:r>
+        <w:t xml:space="preserve">        root-&gt;left = insert(root-&gt;left, data);</w:t>
+      </w:r>
+    </w:p>
+    <w:p>
+      <w:pPr>
+        <w:pStyle w:val="ListParagraph"/>
+      </w:pPr>
+      <w:r>
+        <w:t xml:space="preserve">    }</w:t>
+      </w:r>
+    </w:p>
+    <w:p>
+      <w:pPr>
+        <w:pStyle w:val="ListParagraph"/>
+      </w:pPr>
+      <w:r>
+        <w:t xml:space="preserve">    else if (data &gt; root-&gt;data)</w:t>
+      </w:r>
+    </w:p>
+    <w:p>
+      <w:pPr>
+        <w:pStyle w:val="ListParagraph"/>
+      </w:pPr>
+      <w:r>
+        <w:t xml:space="preserve">    {</w:t>
+      </w:r>
+    </w:p>
+    <w:p>
+      <w:pPr>
+        <w:pStyle w:val="ListParagraph"/>
+      </w:pPr>
+      <w:r>
+        <w:t xml:space="preserve">        root-&gt;right = insert(root-&gt;right, data);</w:t>
+      </w:r>
+    </w:p>
+    <w:p>
+      <w:pPr>
+        <w:pStyle w:val="ListParagraph"/>
+      </w:pPr>
+      <w:r>
+        <w:t xml:space="preserve">    }</w:t>
+      </w:r>
+    </w:p>
+    <w:p>
+      <w:pPr>
+        <w:pStyle w:val="ListParagraph"/>
+      </w:pPr>
+      <w:r>
+        <w:t xml:space="preserve">    return root;</w:t>
+      </w:r>
+    </w:p>
+    <w:p>
+      <w:pPr>
+        <w:pStyle w:val="ListParagraph"/>
+      </w:pPr>
+      <w:r>
+        <w:t>}</w:t>
+      </w:r>
+    </w:p>
+    <w:p>
+      <w:pPr>
+        <w:pStyle w:val="ListParagraph"/>
+      </w:pPr>
+      <w:r>
+        <w:t xml:space="preserve">void </w:t>
+      </w:r>
+      <w:proofErr w:type="spellStart"/>
+      <w:proofErr w:type="gramStart"/>
+      <w:r>
+        <w:t>inorder</w:t>
+      </w:r>
+      <w:proofErr w:type="spellEnd"/>
+      <w:r>
+        <w:t>(</w:t>
+      </w:r>
+      <w:proofErr w:type="gramEnd"/>
+      <w:r>
+        <w:t>struct Node *root)</w:t>
+      </w:r>
+    </w:p>
+    <w:p>
+      <w:pPr>
+        <w:pStyle w:val="ListParagraph"/>
+      </w:pPr>
+      <w:r>
+        <w:t>{</w:t>
+      </w:r>
+    </w:p>
+    <w:p>
+      <w:pPr>
+        <w:pStyle w:val="ListParagraph"/>
+      </w:pPr>
+      <w:r>
+        <w:t xml:space="preserve">    if (</w:t>
+      </w:r>
+      <w:proofErr w:type="gramStart"/>
+      <w:r>
+        <w:t>root !</w:t>
+      </w:r>
+      <w:proofErr w:type="gramEnd"/>
+      <w:r>
+        <w:t>= NULL)</w:t>
+      </w:r>
+    </w:p>
+    <w:p>
+      <w:pPr>
+        <w:pStyle w:val="ListParagraph"/>
+      </w:pPr>
+      <w:r>
+        <w:t xml:space="preserve">    {</w:t>
+      </w:r>
+    </w:p>
+    <w:p>
+      <w:pPr>
+        <w:pStyle w:val="ListParagraph"/>
+      </w:pPr>
+      <w:r>
+        <w:t xml:space="preserve">        </w:t>
+      </w:r>
+      <w:proofErr w:type="spellStart"/>
+      <w:r>
+        <w:t>inorder</w:t>
+      </w:r>
+      <w:proofErr w:type="spellEnd"/>
+      <w:r>
+        <w:t>(root-&gt;left);</w:t>
+      </w:r>
+    </w:p>
+    <w:p>
+      <w:pPr>
+        <w:pStyle w:val="ListParagraph"/>
+      </w:pPr>
+      <w:r>
+        <w:t xml:space="preserve">        </w:t>
+      </w:r>
+      <w:proofErr w:type="spellStart"/>
+      <w:r>
+        <w:t>cout</w:t>
+      </w:r>
+      <w:proofErr w:type="spellEnd"/>
+      <w:r>
+        <w:t xml:space="preserve"> &lt;&lt; root-&gt;data &lt;&lt; ",";</w:t>
+      </w:r>
+    </w:p>
+    <w:p>
+      <w:pPr>
+        <w:pStyle w:val="ListParagraph"/>
+      </w:pPr>
+      <w:r>
+        <w:t xml:space="preserve">        </w:t>
+      </w:r>
+      <w:proofErr w:type="spellStart"/>
+      <w:r>
+        <w:t>inorder</w:t>
+      </w:r>
+      <w:proofErr w:type="spellEnd"/>
+      <w:r>
+        <w:t>(root-&gt;right);</w:t>
+      </w:r>
+    </w:p>
+    <w:p>
+      <w:pPr>
+        <w:pStyle w:val="ListParagraph"/>
+      </w:pPr>
+      <w:r>
+        <w:t xml:space="preserve">    }</w:t>
+      </w:r>
+    </w:p>
+    <w:p>
+      <w:pPr>
+        <w:pStyle w:val="ListParagraph"/>
+      </w:pPr>
+      <w:r>
+        <w:t>}</w:t>
+      </w:r>
+    </w:p>
+    <w:p>
+      <w:pPr>
+        <w:pStyle w:val="ListParagraph"/>
+      </w:pPr>
+      <w:r>
+        <w:t>struct Node *</w:t>
+      </w:r>
+      <w:proofErr w:type="spellStart"/>
+      <w:proofErr w:type="gramStart"/>
+      <w:r>
+        <w:t>findMax</w:t>
+      </w:r>
+      <w:proofErr w:type="spellEnd"/>
+      <w:r>
+        <w:t>(</w:t>
+      </w:r>
+      <w:proofErr w:type="gramEnd"/>
+      <w:r>
+        <w:t>struct Node *root)</w:t>
+      </w:r>
+    </w:p>
+    <w:p>
+      <w:pPr>
+        <w:pStyle w:val="ListParagraph"/>
+      </w:pPr>
+      <w:r>
+        <w:t>{</w:t>
+      </w:r>
+    </w:p>
+    <w:p>
+      <w:pPr>
+        <w:pStyle w:val="ListParagraph"/>
+      </w:pPr>
+      <w:r>
+        <w:t xml:space="preserve">    if (</w:t>
+      </w:r>
+      <w:proofErr w:type="gramStart"/>
+      <w:r>
+        <w:t>root !</w:t>
+      </w:r>
+      <w:proofErr w:type="gramEnd"/>
+      <w:r>
+        <w:t>= NULL)</w:t>
+      </w:r>
+    </w:p>
+    <w:p>
+      <w:pPr>
+        <w:pStyle w:val="ListParagraph"/>
+      </w:pPr>
+      <w:r>
+        <w:t xml:space="preserve">    {</w:t>
+      </w:r>
+    </w:p>
+    <w:p>
+      <w:pPr>
+        <w:pStyle w:val="ListParagraph"/>
+      </w:pPr>
+      <w:r>
+        <w:t xml:space="preserve">        if (root-&gt;</w:t>
+      </w:r>
+      <w:proofErr w:type="gramStart"/>
+      <w:r>
+        <w:t>right !</w:t>
+      </w:r>
+      <w:proofErr w:type="gramEnd"/>
+      <w:r>
+        <w:t>= NULL)</w:t>
+      </w:r>
+    </w:p>
+    <w:p>
+      <w:pPr>
+        <w:pStyle w:val="ListParagraph"/>
+      </w:pPr>
+      <w:r>
+        <w:t xml:space="preserve">        {</w:t>
+      </w:r>
+    </w:p>
+    <w:p>
+      <w:pPr>
+        <w:pStyle w:val="ListParagraph"/>
+      </w:pPr>
+      <w:r>
+        <w:t xml:space="preserve">            return </w:t>
+      </w:r>
+      <w:proofErr w:type="spellStart"/>
+      <w:r>
+        <w:t>findMax</w:t>
+      </w:r>
+      <w:proofErr w:type="spellEnd"/>
+      <w:r>
+        <w:t>(root-&gt;right);</w:t>
+      </w:r>
+    </w:p>
+    <w:p>
+      <w:pPr>
+        <w:pStyle w:val="ListParagraph"/>
+      </w:pPr>
+      <w:r>
+        <w:t xml:space="preserve">        }</w:t>
+      </w:r>
+    </w:p>
+    <w:p>
+      <w:pPr>
+        <w:pStyle w:val="ListParagraph"/>
+      </w:pPr>
+      <w:r>
+        <w:t xml:space="preserve">        return root;</w:t>
+      </w:r>
+    </w:p>
+    <w:p>
+      <w:pPr>
+        <w:pStyle w:val="ListParagraph"/>
+      </w:pPr>
+      <w:r>
+        <w:t xml:space="preserve">    }</w:t>
+      </w:r>
+    </w:p>
+    <w:p>
+      <w:pPr>
+        <w:pStyle w:val="ListParagraph"/>
+      </w:pPr>
+      <w:r>
+        <w:t>}</w:t>
+      </w:r>
+    </w:p>
+    <w:p>
+      <w:pPr>
+        <w:pStyle w:val="ListParagraph"/>
+      </w:pPr>
+      <w:r>
+        <w:t>struct Node *</w:t>
+      </w:r>
+      <w:proofErr w:type="spellStart"/>
+      <w:proofErr w:type="gramStart"/>
+      <w:r>
+        <w:t>deleteNode</w:t>
+      </w:r>
+      <w:proofErr w:type="spellEnd"/>
+      <w:r>
+        <w:t>(</w:t>
+      </w:r>
+      <w:proofErr w:type="gramEnd"/>
+      <w:r>
+        <w:t>struct Node *root, int data)</w:t>
+      </w:r>
+    </w:p>
+    <w:p>
+      <w:pPr>
+        <w:pStyle w:val="ListParagraph"/>
+      </w:pPr>
+      <w:r>
+        <w:t>{</w:t>
+      </w:r>
+    </w:p>
+    <w:p>
+      <w:pPr>
+        <w:pStyle w:val="ListParagraph"/>
+      </w:pPr>
+      <w:r>
+        <w:t xml:space="preserve">    if (root == NULL)</w:t>
+      </w:r>
+    </w:p>
+    <w:p>
+      <w:pPr>
+        <w:pStyle w:val="ListParagraph"/>
+      </w:pPr>
+      <w:r>
+        <w:t xml:space="preserve">    {</w:t>
+      </w:r>
+    </w:p>
+    <w:p>
+      <w:pPr>
+        <w:pStyle w:val="ListParagraph"/>
+      </w:pPr>
+      <w:r>
+        <w:t xml:space="preserve">        return NULL;</w:t>
+      </w:r>
+    </w:p>
+    <w:p>
+      <w:pPr>
+        <w:pStyle w:val="ListParagraph"/>
+      </w:pPr>
+      <w:r>
+        <w:t xml:space="preserve">    }</w:t>
+      </w:r>
+    </w:p>
+    <w:p>
+      <w:pPr>
+        <w:pStyle w:val="ListParagraph"/>
+      </w:pPr>
+      <w:r>
+        <w:lastRenderedPageBreak/>
+        <w:t xml:space="preserve">    if (data &lt; root-&gt;data)</w:t>
+      </w:r>
+    </w:p>
+    <w:p>
+      <w:pPr>
+        <w:pStyle w:val="ListParagraph"/>
+      </w:pPr>
+      <w:r>
+        <w:t xml:space="preserve">    {</w:t>
+      </w:r>
+    </w:p>
+    <w:p>
+      <w:pPr>
+        <w:pStyle w:val="ListParagraph"/>
+      </w:pPr>
+      <w:r>
+        <w:t xml:space="preserve">        root-&gt;left = </w:t>
+      </w:r>
+      <w:proofErr w:type="spellStart"/>
+      <w:r>
+        <w:t>deleteNode</w:t>
+      </w:r>
+      <w:proofErr w:type="spellEnd"/>
+      <w:r>
+        <w:t>(root-&gt;left, data);</w:t>
+      </w:r>
+    </w:p>
+    <w:p>
+      <w:pPr>
+        <w:pStyle w:val="ListParagraph"/>
+      </w:pPr>
+      <w:r>
+        <w:t xml:space="preserve">    }</w:t>
+      </w:r>
+    </w:p>
+    <w:p>
+      <w:pPr>
+        <w:pStyle w:val="ListParagraph"/>
+      </w:pPr>
+      <w:r>
+        <w:t xml:space="preserve">    else if (data &gt; root-&gt;data)</w:t>
+      </w:r>
+    </w:p>
+    <w:p>
+      <w:pPr>
+        <w:pStyle w:val="ListParagraph"/>
+      </w:pPr>
+      <w:r>
+        <w:t xml:space="preserve">    {</w:t>
+      </w:r>
+    </w:p>
+    <w:p>
+      <w:pPr>
+        <w:pStyle w:val="ListParagraph"/>
+      </w:pPr>
+      <w:r>
+        <w:t xml:space="preserve">        root-&gt;right = </w:t>
+      </w:r>
+      <w:proofErr w:type="spellStart"/>
+      <w:r>
+        <w:t>deleteNode</w:t>
+      </w:r>
+      <w:proofErr w:type="spellEnd"/>
+      <w:r>
+        <w:t>(root-&gt;right, data);</w:t>
+      </w:r>
+    </w:p>
+    <w:p>
+      <w:pPr>
+        <w:pStyle w:val="ListParagraph"/>
+      </w:pPr>
+      <w:r>
+        <w:t xml:space="preserve">    }</w:t>
+      </w:r>
+    </w:p>
+    <w:p>
+      <w:pPr>
+        <w:pStyle w:val="ListParagraph"/>
+      </w:pPr>
+      <w:r>
+        <w:t xml:space="preserve">    else</w:t>
+      </w:r>
+    </w:p>
+    <w:p>
+      <w:pPr>
+        <w:pStyle w:val="ListParagraph"/>
+      </w:pPr>
+      <w:r>
+        <w:t xml:space="preserve">    {</w:t>
+      </w:r>
+    </w:p>
+    <w:p>
+      <w:pPr>
+        <w:pStyle w:val="ListParagraph"/>
+      </w:pPr>
+      <w:r>
+        <w:t xml:space="preserve">        if (root-&gt;left == NULL)</w:t>
+      </w:r>
+    </w:p>
+    <w:p>
+      <w:pPr>
+        <w:pStyle w:val="ListParagraph"/>
+      </w:pPr>
+      <w:r>
+        <w:t xml:space="preserve">        {</w:t>
+      </w:r>
+    </w:p>
+    <w:p>
+      <w:pPr>
+        <w:pStyle w:val="ListParagraph"/>
+      </w:pPr>
+      <w:r>
+        <w:t xml:space="preserve">            return root-&gt;right;</w:t>
+      </w:r>
+    </w:p>
+    <w:p>
+      <w:pPr>
+        <w:pStyle w:val="ListParagraph"/>
+      </w:pPr>
+      <w:r>
+        <w:t xml:space="preserve">        }</w:t>
+      </w:r>
+    </w:p>
+    <w:p>
+      <w:pPr>
+        <w:pStyle w:val="ListParagraph"/>
+      </w:pPr>
+      <w:r>
+        <w:t xml:space="preserve">        if (root-&gt;right == NULL)</w:t>
+      </w:r>
+    </w:p>
+    <w:p>
+      <w:pPr>
+        <w:pStyle w:val="ListParagraph"/>
+      </w:pPr>
+      <w:r>
+        <w:t xml:space="preserve">        {</w:t>
+      </w:r>
+    </w:p>
+    <w:p>
+      <w:pPr>
+        <w:pStyle w:val="ListParagraph"/>
+      </w:pPr>
+      <w:r>
+        <w:t xml:space="preserve">            return root-&gt;left;</w:t>
+      </w:r>
+    </w:p>
+    <w:p>
+      <w:pPr>
+        <w:pStyle w:val="ListParagraph"/>
+      </w:pPr>
+      <w:r>
+        <w:t xml:space="preserve">        }</w:t>
+      </w:r>
+    </w:p>
+    <w:p>
+      <w:pPr>
+        <w:pStyle w:val="ListParagraph"/>
+      </w:pPr>
+      <w:r>
+        <w:t xml:space="preserve">        struct Node *temp = </w:t>
+      </w:r>
+      <w:proofErr w:type="spellStart"/>
+      <w:r>
+        <w:t>findMax</w:t>
+      </w:r>
+      <w:proofErr w:type="spellEnd"/>
+      <w:r>
+        <w:t>(root-&gt;left);</w:t>
+      </w:r>
+    </w:p>
+    <w:p>
+      <w:pPr>
+        <w:pStyle w:val="ListParagraph"/>
+      </w:pPr>
+      <w:r>
+        <w:t xml:space="preserve">        root-&gt;data = temp-&gt;data;</w:t>
+      </w:r>
+    </w:p>
+    <w:p>
+      <w:pPr>
+        <w:pStyle w:val="ListParagraph"/>
+      </w:pPr>
+      <w:r>
+        <w:t xml:space="preserve">        root-&gt;left = </w:t>
+      </w:r>
+      <w:proofErr w:type="spellStart"/>
+      <w:r>
+        <w:t>deleteNode</w:t>
+      </w:r>
+      <w:proofErr w:type="spellEnd"/>
+      <w:r>
+        <w:t>(root-&gt;left, temp-&gt;data);</w:t>
+      </w:r>
+    </w:p>
+    <w:p>
+      <w:pPr>
+        <w:pStyle w:val="ListParagraph"/>
+      </w:pPr>
+      <w:r>
+        <w:t xml:space="preserve">    }</w:t>
+      </w:r>
+    </w:p>
+    <w:p>
+      <w:pPr>
+        <w:pStyle w:val="ListParagraph"/>
+      </w:pPr>
+      <w:r>
+        <w:t xml:space="preserve">    return root;</w:t>
+      </w:r>
+    </w:p>
+    <w:p>
+      <w:pPr>
+        <w:pStyle w:val="ListParagraph"/>
+      </w:pPr>
+      <w:r>
+        <w:t>}</w:t>
+      </w:r>
+    </w:p>
+    <w:p>
+      <w:pPr>
+        <w:pStyle w:val="ListParagraph"/>
+      </w:pPr>
+      <w:r>
+        <w:t xml:space="preserve">int </w:t>
+      </w:r>
+      <w:proofErr w:type="gramStart"/>
+      <w:r>
+        <w:t>main(</w:t>
+      </w:r>
+      <w:proofErr w:type="gramEnd"/>
+      <w:r>
+        <w:t>)</w:t>
+      </w:r>
+    </w:p>
+    <w:p>
+      <w:pPr>
+        <w:pStyle w:val="ListParagraph"/>
+      </w:pPr>
+      <w:r>
+        <w:t>{</w:t>
+      </w:r>
+    </w:p>
+    <w:p>
+      <w:pPr>
+        <w:pStyle w:val="ListParagraph"/>
+      </w:pPr>
+      <w:r>
+        <w:t xml:space="preserve">    int n, data;</w:t>
+      </w:r>
+    </w:p>
+    <w:p>
+      <w:pPr>
+        <w:pStyle w:val="ListParagraph"/>
+      </w:pPr>
+      <w:r>
+        <w:t xml:space="preserve">    struct Node *root = NULL;</w:t>
+      </w:r>
+    </w:p>
+    <w:p>
+      <w:pPr>
+        <w:pStyle w:val="ListParagraph"/>
+      </w:pPr>
+      <w:r>
+        <w:t xml:space="preserve">    </w:t>
+      </w:r>
+      <w:proofErr w:type="spellStart"/>
+      <w:r>
+        <w:t>cout</w:t>
+      </w:r>
+      <w:proofErr w:type="spellEnd"/>
+      <w:r>
+        <w:t xml:space="preserve"> &lt;&lt; "Enter number of </w:t>
+      </w:r>
+      <w:proofErr w:type="gramStart"/>
+      <w:r>
+        <w:t>nodes :</w:t>
+      </w:r>
+      <w:proofErr w:type="gramEnd"/>
+      <w:r>
+        <w:t xml:space="preserve"> ";</w:t>
+      </w:r>
+    </w:p>
+    <w:p>
+      <w:pPr>
+        <w:pStyle w:val="ListParagraph"/>
+      </w:pPr>
+      <w:r>
+        <w:t xml:space="preserve">    </w:t>
+      </w:r>
+      <w:proofErr w:type="spellStart"/>
+      <w:r>
+        <w:t>cin</w:t>
+      </w:r>
+      <w:proofErr w:type="spellEnd"/>
+      <w:r>
+        <w:t xml:space="preserve"> &gt;&gt; n;</w:t>
+      </w:r>
+    </w:p>
+    <w:p>
+      <w:pPr>
+        <w:pStyle w:val="ListParagraph"/>
+      </w:pPr>
+      <w:r>
+        <w:t xml:space="preserve">    for (int </w:t>
+      </w:r>
+      <w:proofErr w:type="spellStart"/>
+      <w:r>
+        <w:t>i</w:t>
+      </w:r>
+      <w:proofErr w:type="spellEnd"/>
+      <w:r>
+        <w:t xml:space="preserve"> = 1; </w:t>
+      </w:r>
+      <w:proofErr w:type="spellStart"/>
+      <w:r>
+        <w:t>i</w:t>
+      </w:r>
+      <w:proofErr w:type="spellEnd"/>
+      <w:r>
+        <w:t xml:space="preserve"> &lt;= n; </w:t>
+      </w:r>
+      <w:proofErr w:type="spellStart"/>
+      <w:r>
+        <w:t>i</w:t>
+      </w:r>
+      <w:proofErr w:type="spellEnd"/>
+      <w:r>
+        <w:t>++)</w:t>
+      </w:r>
+    </w:p>
+    <w:p>
+      <w:pPr>
+        <w:pStyle w:val="ListParagraph"/>
+      </w:pPr>
+      <w:r>
+        <w:t xml:space="preserve">    {</w:t>
+      </w:r>
+    </w:p>
+    <w:p>
+      <w:pPr>
+        <w:pStyle w:val="ListParagraph"/>
+      </w:pPr>
+      <w:r>
+        <w:t xml:space="preserve">        </w:t>
+      </w:r>
+      <w:proofErr w:type="spellStart"/>
+      <w:r>
+        <w:t>cout</w:t>
+      </w:r>
+      <w:proofErr w:type="spellEnd"/>
+      <w:r>
+        <w:t xml:space="preserve"> &lt;&lt; "Enter </w:t>
+      </w:r>
+      <w:proofErr w:type="gramStart"/>
+      <w:r>
+        <w:t>data :</w:t>
+      </w:r>
+      <w:proofErr w:type="gramEnd"/>
+      <w:r>
+        <w:t xml:space="preserve"> ";</w:t>
+      </w:r>
+    </w:p>
+    <w:p>
+      <w:pPr>
+        <w:pStyle w:val="ListParagraph"/>
+      </w:pPr>
+      <w:r>
+        <w:t xml:space="preserve">        </w:t>
+      </w:r>
+      <w:proofErr w:type="spellStart"/>
+      <w:r>
+        <w:t>cin</w:t>
+      </w:r>
+      <w:proofErr w:type="spellEnd"/>
+      <w:r>
+        <w:t xml:space="preserve"> &gt;&gt; data;</w:t>
+      </w:r>
+    </w:p>
+    <w:p>
+      <w:pPr>
+        <w:pStyle w:val="ListParagraph"/>
+      </w:pPr>
+      <w:r>
+        <w:t xml:space="preserve">        root = </w:t>
+      </w:r>
+      <w:proofErr w:type="gramStart"/>
+      <w:r>
+        <w:t>insert(</w:t>
+      </w:r>
+      <w:proofErr w:type="gramEnd"/>
+      <w:r>
+        <w:t>root, data);</w:t>
+      </w:r>
+    </w:p>
+    <w:p>
+      <w:pPr>
+        <w:pStyle w:val="ListParagraph"/>
+      </w:pPr>
+      <w:r>
+        <w:t xml:space="preserve">    }</w:t>
+      </w:r>
+    </w:p>
+    <w:p>
+      <w:pPr>
+        <w:pStyle w:val="ListParagraph"/>
+      </w:pPr>
+      <w:r>
+        <w:t xml:space="preserve">    </w:t>
+      </w:r>
+      <w:proofErr w:type="spellStart"/>
+      <w:r>
+        <w:t>inorder</w:t>
+      </w:r>
+      <w:proofErr w:type="spellEnd"/>
+      <w:r>
+        <w:t>(root);</w:t>
+      </w:r>
+    </w:p>
+    <w:p>
+      <w:pPr>
+        <w:pStyle w:val="ListParagraph"/>
+      </w:pPr>
+      <w:r>
+        <w:t xml:space="preserve">    </w:t>
+      </w:r>
+      <w:proofErr w:type="spellStart"/>
+      <w:r>
+        <w:t>cout</w:t>
+      </w:r>
+      <w:proofErr w:type="spellEnd"/>
+      <w:r>
+        <w:t xml:space="preserve"> &lt;&lt; </w:t>
+      </w:r>
+      <w:proofErr w:type="spellStart"/>
+      <w:r>
+        <w:t>endl</w:t>
+      </w:r>
+      <w:proofErr w:type="spellEnd"/>
+      <w:r>
+        <w:t>;</w:t>
+      </w:r>
+    </w:p>
+    <w:p>
+      <w:pPr>
+        <w:pStyle w:val="ListParagraph"/>
+      </w:pPr>
+      <w:r>
+        <w:t xml:space="preserve">    </w:t>
+      </w:r>
+      <w:proofErr w:type="spellStart"/>
+      <w:r>
+        <w:t>cout</w:t>
+      </w:r>
+      <w:proofErr w:type="spellEnd"/>
+      <w:r>
+        <w:t xml:space="preserve"> &lt;&lt; "Enter element to </w:t>
+      </w:r>
+      <w:proofErr w:type="gramStart"/>
+      <w:r>
+        <w:t>delete :</w:t>
+      </w:r>
+      <w:proofErr w:type="gramEnd"/>
+      <w:r>
+        <w:t xml:space="preserve"> ";</w:t>
+      </w:r>
+    </w:p>
+    <w:p>
+      <w:pPr>
+        <w:pStyle w:val="ListParagraph"/>
+      </w:pPr>
+      <w:r>
+        <w:t xml:space="preserve">    </w:t>
+      </w:r>
+      <w:proofErr w:type="spellStart"/>
+      <w:r>
+        <w:t>cin</w:t>
+      </w:r>
+      <w:proofErr w:type="spellEnd"/>
+      <w:r>
+        <w:t xml:space="preserve"> &gt;&gt; data;</w:t>
+      </w:r>
+    </w:p>
+    <w:p>
+      <w:pPr>
+        <w:pStyle w:val="ListParagraph"/>
+      </w:pPr>
+      <w:r>
+        <w:t xml:space="preserve">    root = </w:t>
+      </w:r>
+      <w:proofErr w:type="spellStart"/>
+      <w:proofErr w:type="gramStart"/>
+      <w:r>
+        <w:t>deleteNode</w:t>
+      </w:r>
+      <w:proofErr w:type="spellEnd"/>
+      <w:r>
+        <w:t>(</w:t>
+      </w:r>
+      <w:proofErr w:type="gramEnd"/>
+      <w:r>
+        <w:t>root, data);</w:t>
+      </w:r>
+    </w:p>
+    <w:p>
+      <w:pPr>
+        <w:pStyle w:val="ListParagraph"/>
+      </w:pPr>
+      <w:r>
+        <w:lastRenderedPageBreak/>
+        <w:t xml:space="preserve">    </w:t>
+      </w:r>
+      <w:proofErr w:type="spellStart"/>
+      <w:r>
+        <w:t>inorder</w:t>
+      </w:r>
+      <w:proofErr w:type="spellEnd"/>
+      <w:r>
+        <w:t>(root);</w:t>
+      </w:r>
+    </w:p>
+    <w:p>
+      <w:pPr>
+        <w:pStyle w:val="ListParagraph"/>
+      </w:pPr>
+      <w:r>
+        <w:t xml:space="preserve">    </w:t>
+      </w:r>
+      <w:proofErr w:type="spellStart"/>
+      <w:r>
+        <w:t>cout</w:t>
+      </w:r>
+      <w:proofErr w:type="spellEnd"/>
+      <w:r>
+        <w:t xml:space="preserve"> &lt;&lt; </w:t>
+      </w:r>
+      <w:proofErr w:type="spellStart"/>
+      <w:r>
+        <w:t>endl</w:t>
+      </w:r>
+      <w:proofErr w:type="spellEnd"/>
+      <w:r>
+        <w:t>;</w:t>
+      </w:r>
+    </w:p>
+    <w:p>
+      <w:pPr>
+        <w:pStyle w:val="ListParagraph"/>
+      </w:pPr>
+      <w:r>
+        <w:t xml:space="preserve">    return 0;</w:t>
+      </w:r>
+    </w:p>
+    <w:p>
+      <w:pPr>
+        <w:pStyle w:val="ListParagraph"/>
+      </w:pPr>
+      <w:r>
+        <w:t>}</w:t>
+      </w:r>
+    </w:p>
+    <w:p>
+      <w:pPr>
+        <w:pStyle w:val="ListParagraph"/>
+        <w:rPr>
+          <w:b/>
+          <w:bCs/>
+        </w:rPr>
+      </w:pPr>
+      <w:r>
+        <w:rPr>
+          <w:b/>
+          <w:bCs/>
+        </w:rPr>
         <w:t>Output:</w:t>
       </w:r>
     </w:p>
@@ -304,7 +4785,9 @@
         <w:pStyle w:val="ListParagraph"/>
       </w:pPr>
       <w:r>
-        <w:lastRenderedPageBreak/>
+        <w:rPr>
+          <w:noProof/>
+        </w:rPr>
         <w:drawing>
           <wp:inline distT="0" distB="0" distL="0" distR="0" wp14:anchorId="0D437823" wp14:editId="42392612">
             <wp:extent cx="3001108" cy="2959061"/>
